--- a/resources/igcse-business-cash-flow-smoothie-truck/IGCSE-Business-Cash-Flow-Smoothie-Truck-Student.docx
+++ b/resources/igcse-business-cash-flow-smoothie-truck/IGCSE-Business-Cash-Flow-Smoothie-Truck-Student.docx
@@ -47,13 +47,13 @@
         <w:tc>
           <w:tcPr>
             <w:tcW w:type="dxa" w:w="3655"/>
-            <w:shd w:fill="142D40"/>
             <w:tcBorders>
               <w:top w:val="single" w:sz="4" w:color="D9D9D9"/>
               <w:bottom w:val="single" w:sz="4" w:color="D9D9D9"/>
               <w:left w:val="single" w:sz="4" w:color="D9D9D9"/>
               <w:right w:val="single" w:sz="4" w:color="D9D9D9"/>
             </w:tcBorders>
+            <w:shd w:fill="142D40"/>
             <w:tcMar>
               <w:top w:w="85" w:type="dxa"/>
               <w:bottom w:w="85" w:type="dxa"/>
@@ -78,13 +78,13 @@
         <w:tc>
           <w:tcPr>
             <w:tcW w:type="dxa" w:w="6497"/>
-            <w:shd w:fill="142D40"/>
             <w:tcBorders>
               <w:top w:val="single" w:sz="4" w:color="D9D9D9"/>
               <w:bottom w:val="single" w:sz="4" w:color="D9D9D9"/>
               <w:left w:val="single" w:sz="4" w:color="D9D9D9"/>
               <w:right w:val="single" w:sz="4" w:color="D9D9D9"/>
             </w:tcBorders>
+            <w:shd w:fill="142D40"/>
             <w:tcMar>
               <w:top w:w="85" w:type="dxa"/>
               <w:bottom w:w="85" w:type="dxa"/>
@@ -111,13 +111,13 @@
         <w:tc>
           <w:tcPr>
             <w:tcW w:type="dxa" w:w="3655"/>
-            <w:shd w:fill="FFFFFF"/>
             <w:tcBorders>
               <w:top w:val="single" w:sz="4" w:color="D9D9D9"/>
               <w:bottom w:val="single" w:sz="4" w:color="D9D9D9"/>
               <w:left w:val="single" w:sz="4" w:color="D9D9D9"/>
               <w:right w:val="single" w:sz="4" w:color="D9D9D9"/>
             </w:tcBorders>
+            <w:shd w:fill="FFFFFF"/>
             <w:tcMar>
               <w:top w:w="85" w:type="dxa"/>
               <w:bottom w:w="85" w:type="dxa"/>
@@ -142,13 +142,13 @@
         <w:tc>
           <w:tcPr>
             <w:tcW w:type="dxa" w:w="6497"/>
-            <w:shd w:fill="FFFFFF"/>
             <w:tcBorders>
               <w:top w:val="single" w:sz="4" w:color="D9D9D9"/>
               <w:bottom w:val="single" w:sz="4" w:color="D9D9D9"/>
               <w:left w:val="single" w:sz="4" w:color="D9D9D9"/>
               <w:right w:val="single" w:sz="4" w:color="D9D9D9"/>
             </w:tcBorders>
+            <w:shd w:fill="FFFFFF"/>
             <w:tcMar>
               <w:top w:w="85" w:type="dxa"/>
               <w:bottom w:w="85" w:type="dxa"/>
@@ -175,13 +175,13 @@
         <w:tc>
           <w:tcPr>
             <w:tcW w:type="dxa" w:w="3655"/>
-            <w:shd w:fill="F1F5F7"/>
             <w:tcBorders>
               <w:top w:val="single" w:sz="4" w:color="D9D9D9"/>
               <w:bottom w:val="single" w:sz="4" w:color="D9D9D9"/>
               <w:left w:val="single" w:sz="4" w:color="D9D9D9"/>
               <w:right w:val="single" w:sz="4" w:color="D9D9D9"/>
             </w:tcBorders>
+            <w:shd w:fill="F1F5F7"/>
             <w:tcMar>
               <w:top w:w="85" w:type="dxa"/>
               <w:bottom w:w="85" w:type="dxa"/>
@@ -206,13 +206,13 @@
         <w:tc>
           <w:tcPr>
             <w:tcW w:type="dxa" w:w="6497"/>
-            <w:shd w:fill="F1F5F7"/>
             <w:tcBorders>
               <w:top w:val="single" w:sz="4" w:color="D9D9D9"/>
               <w:bottom w:val="single" w:sz="4" w:color="D9D9D9"/>
               <w:left w:val="single" w:sz="4" w:color="D9D9D9"/>
               <w:right w:val="single" w:sz="4" w:color="D9D9D9"/>
             </w:tcBorders>
+            <w:shd w:fill="F1F5F7"/>
             <w:tcMar>
               <w:top w:w="85" w:type="dxa"/>
               <w:bottom w:w="85" w:type="dxa"/>
@@ -239,13 +239,13 @@
         <w:tc>
           <w:tcPr>
             <w:tcW w:type="dxa" w:w="3655"/>
-            <w:shd w:fill="FFFFFF"/>
             <w:tcBorders>
               <w:top w:val="single" w:sz="4" w:color="D9D9D9"/>
               <w:bottom w:val="single" w:sz="4" w:color="D9D9D9"/>
               <w:left w:val="single" w:sz="4" w:color="D9D9D9"/>
               <w:right w:val="single" w:sz="4" w:color="D9D9D9"/>
             </w:tcBorders>
+            <w:shd w:fill="FFFFFF"/>
             <w:tcMar>
               <w:top w:w="85" w:type="dxa"/>
               <w:bottom w:w="85" w:type="dxa"/>
@@ -270,13 +270,13 @@
         <w:tc>
           <w:tcPr>
             <w:tcW w:type="dxa" w:w="6497"/>
-            <w:shd w:fill="FFFFFF"/>
             <w:tcBorders>
               <w:top w:val="single" w:sz="4" w:color="D9D9D9"/>
               <w:bottom w:val="single" w:sz="4" w:color="D9D9D9"/>
               <w:left w:val="single" w:sz="4" w:color="D9D9D9"/>
               <w:right w:val="single" w:sz="4" w:color="D9D9D9"/>
             </w:tcBorders>
+            <w:shd w:fill="FFFFFF"/>
             <w:tcMar>
               <w:top w:w="85" w:type="dxa"/>
               <w:bottom w:w="85" w:type="dxa"/>
@@ -303,13 +303,13 @@
         <w:tc>
           <w:tcPr>
             <w:tcW w:type="dxa" w:w="3655"/>
-            <w:shd w:fill="F1F5F7"/>
             <w:tcBorders>
               <w:top w:val="single" w:sz="4" w:color="D9D9D9"/>
               <w:bottom w:val="single" w:sz="4" w:color="D9D9D9"/>
               <w:left w:val="single" w:sz="4" w:color="D9D9D9"/>
               <w:right w:val="single" w:sz="4" w:color="D9D9D9"/>
             </w:tcBorders>
+            <w:shd w:fill="F1F5F7"/>
             <w:tcMar>
               <w:top w:w="85" w:type="dxa"/>
               <w:bottom w:w="85" w:type="dxa"/>
@@ -334,13 +334,13 @@
         <w:tc>
           <w:tcPr>
             <w:tcW w:type="dxa" w:w="6497"/>
-            <w:shd w:fill="F1F5F7"/>
             <w:tcBorders>
               <w:top w:val="single" w:sz="4" w:color="D9D9D9"/>
               <w:bottom w:val="single" w:sz="4" w:color="D9D9D9"/>
               <w:left w:val="single" w:sz="4" w:color="D9D9D9"/>
               <w:right w:val="single" w:sz="4" w:color="D9D9D9"/>
             </w:tcBorders>
+            <w:shd w:fill="F1F5F7"/>
             <w:tcMar>
               <w:top w:w="85" w:type="dxa"/>
               <w:bottom w:w="85" w:type="dxa"/>
@@ -367,13 +367,13 @@
         <w:tc>
           <w:tcPr>
             <w:tcW w:type="dxa" w:w="3655"/>
-            <w:shd w:fill="FFFFFF"/>
             <w:tcBorders>
               <w:top w:val="single" w:sz="4" w:color="D9D9D9"/>
               <w:bottom w:val="single" w:sz="4" w:color="D9D9D9"/>
               <w:left w:val="single" w:sz="4" w:color="D9D9D9"/>
               <w:right w:val="single" w:sz="4" w:color="D9D9D9"/>
             </w:tcBorders>
+            <w:shd w:fill="FFFFFF"/>
             <w:tcMar>
               <w:top w:w="85" w:type="dxa"/>
               <w:bottom w:w="85" w:type="dxa"/>
@@ -398,13 +398,13 @@
         <w:tc>
           <w:tcPr>
             <w:tcW w:type="dxa" w:w="6497"/>
-            <w:shd w:fill="FFFFFF"/>
             <w:tcBorders>
               <w:top w:val="single" w:sz="4" w:color="D9D9D9"/>
               <w:bottom w:val="single" w:sz="4" w:color="D9D9D9"/>
               <w:left w:val="single" w:sz="4" w:color="D9D9D9"/>
               <w:right w:val="single" w:sz="4" w:color="D9D9D9"/>
             </w:tcBorders>
+            <w:shd w:fill="FFFFFF"/>
             <w:tcMar>
               <w:top w:w="85" w:type="dxa"/>
               <w:bottom w:w="85" w:type="dxa"/>
@@ -431,13 +431,13 @@
         <w:tc>
           <w:tcPr>
             <w:tcW w:type="dxa" w:w="3655"/>
-            <w:shd w:fill="F1F5F7"/>
             <w:tcBorders>
               <w:top w:val="single" w:sz="4" w:color="D9D9D9"/>
               <w:bottom w:val="single" w:sz="4" w:color="D9D9D9"/>
               <w:left w:val="single" w:sz="4" w:color="D9D9D9"/>
               <w:right w:val="single" w:sz="4" w:color="D9D9D9"/>
             </w:tcBorders>
+            <w:shd w:fill="F1F5F7"/>
             <w:tcMar>
               <w:top w:w="85" w:type="dxa"/>
               <w:bottom w:w="85" w:type="dxa"/>
@@ -462,13 +462,13 @@
         <w:tc>
           <w:tcPr>
             <w:tcW w:type="dxa" w:w="6497"/>
-            <w:shd w:fill="F1F5F7"/>
             <w:tcBorders>
               <w:top w:val="single" w:sz="4" w:color="D9D9D9"/>
               <w:bottom w:val="single" w:sz="4" w:color="D9D9D9"/>
               <w:left w:val="single" w:sz="4" w:color="D9D9D9"/>
               <w:right w:val="single" w:sz="4" w:color="D9D9D9"/>
             </w:tcBorders>
+            <w:shd w:fill="F1F5F7"/>
             <w:tcMar>
               <w:top w:w="85" w:type="dxa"/>
               <w:bottom w:w="85" w:type="dxa"/>
@@ -495,13 +495,13 @@
         <w:tc>
           <w:tcPr>
             <w:tcW w:type="dxa" w:w="3655"/>
-            <w:shd w:fill="FFFFFF"/>
             <w:tcBorders>
               <w:top w:val="single" w:sz="4" w:color="D9D9D9"/>
               <w:bottom w:val="single" w:sz="4" w:color="D9D9D9"/>
               <w:left w:val="single" w:sz="4" w:color="D9D9D9"/>
               <w:right w:val="single" w:sz="4" w:color="D9D9D9"/>
             </w:tcBorders>
+            <w:shd w:fill="FFFFFF"/>
             <w:tcMar>
               <w:top w:w="85" w:type="dxa"/>
               <w:bottom w:w="85" w:type="dxa"/>
@@ -526,13 +526,13 @@
         <w:tc>
           <w:tcPr>
             <w:tcW w:type="dxa" w:w="6497"/>
-            <w:shd w:fill="FFFFFF"/>
             <w:tcBorders>
               <w:top w:val="single" w:sz="4" w:color="D9D9D9"/>
               <w:bottom w:val="single" w:sz="4" w:color="D9D9D9"/>
               <w:left w:val="single" w:sz="4" w:color="D9D9D9"/>
               <w:right w:val="single" w:sz="4" w:color="D9D9D9"/>
             </w:tcBorders>
+            <w:shd w:fill="FFFFFF"/>
             <w:tcMar>
               <w:top w:w="85" w:type="dxa"/>
               <w:bottom w:w="85" w:type="dxa"/>
@@ -588,13 +588,13 @@
         <w:tc>
           <w:tcPr>
             <w:tcW w:type="dxa" w:w="7106"/>
-            <w:shd w:fill="142D40"/>
             <w:tcBorders>
               <w:top w:val="single" w:sz="4" w:color="D9D9D9"/>
               <w:bottom w:val="single" w:sz="4" w:color="D9D9D9"/>
               <w:left w:val="single" w:sz="4" w:color="D9D9D9"/>
               <w:right w:val="single" w:sz="4" w:color="D9D9D9"/>
             </w:tcBorders>
+            <w:shd w:fill="142D40"/>
             <w:tcMar>
               <w:top w:w="85" w:type="dxa"/>
               <w:bottom w:w="85" w:type="dxa"/>
@@ -619,13 +619,13 @@
         <w:tc>
           <w:tcPr>
             <w:tcW w:type="dxa" w:w="3046"/>
-            <w:shd w:fill="142D40"/>
             <w:tcBorders>
               <w:top w:val="single" w:sz="4" w:color="D9D9D9"/>
               <w:bottom w:val="single" w:sz="4" w:color="D9D9D9"/>
               <w:left w:val="single" w:sz="4" w:color="D9D9D9"/>
               <w:right w:val="single" w:sz="4" w:color="D9D9D9"/>
             </w:tcBorders>
+            <w:shd w:fill="142D40"/>
             <w:tcMar>
               <w:top w:w="85" w:type="dxa"/>
               <w:bottom w:w="85" w:type="dxa"/>
@@ -652,13 +652,13 @@
         <w:tc>
           <w:tcPr>
             <w:tcW w:type="dxa" w:w="7106"/>
-            <w:shd w:fill="FFFFFF"/>
             <w:tcBorders>
               <w:top w:val="single" w:sz="4" w:color="D9D9D9"/>
               <w:bottom w:val="single" w:sz="4" w:color="D9D9D9"/>
               <w:left w:val="single" w:sz="4" w:color="D9D9D9"/>
               <w:right w:val="single" w:sz="4" w:color="D9D9D9"/>
             </w:tcBorders>
+            <w:shd w:fill="FFFFFF"/>
             <w:tcMar>
               <w:top w:w="85" w:type="dxa"/>
               <w:bottom w:w="85" w:type="dxa"/>
@@ -683,13 +683,13 @@
         <w:tc>
           <w:tcPr>
             <w:tcW w:type="dxa" w:w="3046"/>
-            <w:shd w:fill="FFFFFF"/>
             <w:tcBorders>
               <w:top w:val="single" w:sz="4" w:color="D9D9D9"/>
               <w:bottom w:val="single" w:sz="4" w:color="D9D9D9"/>
               <w:left w:val="single" w:sz="4" w:color="D9D9D9"/>
               <w:right w:val="single" w:sz="4" w:color="D9D9D9"/>
             </w:tcBorders>
+            <w:shd w:fill="FFFFFF"/>
             <w:tcMar>
               <w:top w:w="85" w:type="dxa"/>
               <w:bottom w:w="85" w:type="dxa"/>
@@ -715,13 +715,13 @@
         <w:tc>
           <w:tcPr>
             <w:tcW w:type="dxa" w:w="7106"/>
-            <w:shd w:fill="F1F5F7"/>
             <w:tcBorders>
               <w:top w:val="single" w:sz="4" w:color="D9D9D9"/>
               <w:bottom w:val="single" w:sz="4" w:color="D9D9D9"/>
               <w:left w:val="single" w:sz="4" w:color="D9D9D9"/>
               <w:right w:val="single" w:sz="4" w:color="D9D9D9"/>
             </w:tcBorders>
+            <w:shd w:fill="F1F5F7"/>
             <w:tcMar>
               <w:top w:w="85" w:type="dxa"/>
               <w:bottom w:w="85" w:type="dxa"/>
@@ -746,13 +746,13 @@
         <w:tc>
           <w:tcPr>
             <w:tcW w:type="dxa" w:w="3046"/>
-            <w:shd w:fill="F1F5F7"/>
             <w:tcBorders>
               <w:top w:val="single" w:sz="4" w:color="D9D9D9"/>
               <w:bottom w:val="single" w:sz="4" w:color="D9D9D9"/>
               <w:left w:val="single" w:sz="4" w:color="D9D9D9"/>
               <w:right w:val="single" w:sz="4" w:color="D9D9D9"/>
             </w:tcBorders>
+            <w:shd w:fill="F1F5F7"/>
             <w:tcMar>
               <w:top w:w="85" w:type="dxa"/>
               <w:bottom w:w="85" w:type="dxa"/>
@@ -778,13 +778,13 @@
         <w:tc>
           <w:tcPr>
             <w:tcW w:type="dxa" w:w="7106"/>
-            <w:shd w:fill="FFFFFF"/>
             <w:tcBorders>
               <w:top w:val="single" w:sz="4" w:color="D9D9D9"/>
               <w:bottom w:val="single" w:sz="4" w:color="D9D9D9"/>
               <w:left w:val="single" w:sz="4" w:color="D9D9D9"/>
               <w:right w:val="single" w:sz="4" w:color="D9D9D9"/>
             </w:tcBorders>
+            <w:shd w:fill="FFFFFF"/>
             <w:tcMar>
               <w:top w:w="85" w:type="dxa"/>
               <w:bottom w:w="85" w:type="dxa"/>
@@ -809,13 +809,13 @@
         <w:tc>
           <w:tcPr>
             <w:tcW w:type="dxa" w:w="3046"/>
-            <w:shd w:fill="FFFFFF"/>
             <w:tcBorders>
               <w:top w:val="single" w:sz="4" w:color="D9D9D9"/>
               <w:bottom w:val="single" w:sz="4" w:color="D9D9D9"/>
               <w:left w:val="single" w:sz="4" w:color="D9D9D9"/>
               <w:right w:val="single" w:sz="4" w:color="D9D9D9"/>
             </w:tcBorders>
+            <w:shd w:fill="FFFFFF"/>
             <w:tcMar>
               <w:top w:w="85" w:type="dxa"/>
               <w:bottom w:w="85" w:type="dxa"/>
@@ -880,13 +880,13 @@
         <w:tc>
           <w:tcPr>
             <w:tcW w:type="dxa" w:w="2233"/>
-            <w:shd w:fill="142D40"/>
             <w:tcBorders>
               <w:top w:val="single" w:sz="4" w:color="D9D9D9"/>
               <w:bottom w:val="single" w:sz="4" w:color="D9D9D9"/>
               <w:left w:val="single" w:sz="4" w:color="D9D9D9"/>
               <w:right w:val="single" w:sz="4" w:color="D9D9D9"/>
             </w:tcBorders>
+            <w:shd w:fill="142D40"/>
             <w:tcMar>
               <w:top w:w="85" w:type="dxa"/>
               <w:bottom w:w="85" w:type="dxa"/>
@@ -911,13 +911,13 @@
         <w:tc>
           <w:tcPr>
             <w:tcW w:type="dxa" w:w="1320"/>
-            <w:shd w:fill="142D40"/>
             <w:tcBorders>
               <w:top w:val="single" w:sz="4" w:color="D9D9D9"/>
               <w:bottom w:val="single" w:sz="4" w:color="D9D9D9"/>
               <w:left w:val="single" w:sz="4" w:color="D9D9D9"/>
               <w:right w:val="single" w:sz="4" w:color="D9D9D9"/>
             </w:tcBorders>
+            <w:shd w:fill="142D40"/>
             <w:tcMar>
               <w:top w:w="85" w:type="dxa"/>
               <w:bottom w:w="85" w:type="dxa"/>
@@ -942,13 +942,13 @@
         <w:tc>
           <w:tcPr>
             <w:tcW w:type="dxa" w:w="1320"/>
-            <w:shd w:fill="142D40"/>
             <w:tcBorders>
               <w:top w:val="single" w:sz="4" w:color="D9D9D9"/>
               <w:bottom w:val="single" w:sz="4" w:color="D9D9D9"/>
               <w:left w:val="single" w:sz="4" w:color="D9D9D9"/>
               <w:right w:val="single" w:sz="4" w:color="D9D9D9"/>
             </w:tcBorders>
+            <w:shd w:fill="142D40"/>
             <w:tcMar>
               <w:top w:w="85" w:type="dxa"/>
               <w:bottom w:w="85" w:type="dxa"/>
@@ -973,13 +973,13 @@
         <w:tc>
           <w:tcPr>
             <w:tcW w:type="dxa" w:w="1320"/>
-            <w:shd w:fill="142D40"/>
             <w:tcBorders>
               <w:top w:val="single" w:sz="4" w:color="D9D9D9"/>
               <w:bottom w:val="single" w:sz="4" w:color="D9D9D9"/>
               <w:left w:val="single" w:sz="4" w:color="D9D9D9"/>
               <w:right w:val="single" w:sz="4" w:color="D9D9D9"/>
             </w:tcBorders>
+            <w:shd w:fill="142D40"/>
             <w:tcMar>
               <w:top w:w="85" w:type="dxa"/>
               <w:bottom w:w="85" w:type="dxa"/>
@@ -1004,13 +1004,13 @@
         <w:tc>
           <w:tcPr>
             <w:tcW w:type="dxa" w:w="1320"/>
-            <w:shd w:fill="142D40"/>
             <w:tcBorders>
               <w:top w:val="single" w:sz="4" w:color="D9D9D9"/>
               <w:bottom w:val="single" w:sz="4" w:color="D9D9D9"/>
               <w:left w:val="single" w:sz="4" w:color="D9D9D9"/>
               <w:right w:val="single" w:sz="4" w:color="D9D9D9"/>
             </w:tcBorders>
+            <w:shd w:fill="142D40"/>
             <w:tcMar>
               <w:top w:w="85" w:type="dxa"/>
               <w:bottom w:w="85" w:type="dxa"/>
@@ -1035,13 +1035,13 @@
         <w:tc>
           <w:tcPr>
             <w:tcW w:type="dxa" w:w="1320"/>
-            <w:shd w:fill="142D40"/>
             <w:tcBorders>
               <w:top w:val="single" w:sz="4" w:color="D9D9D9"/>
               <w:bottom w:val="single" w:sz="4" w:color="D9D9D9"/>
               <w:left w:val="single" w:sz="4" w:color="D9D9D9"/>
               <w:right w:val="single" w:sz="4" w:color="D9D9D9"/>
             </w:tcBorders>
+            <w:shd w:fill="142D40"/>
             <w:tcMar>
               <w:top w:w="85" w:type="dxa"/>
               <w:bottom w:w="85" w:type="dxa"/>
@@ -1066,13 +1066,13 @@
         <w:tc>
           <w:tcPr>
             <w:tcW w:type="dxa" w:w="1320"/>
-            <w:shd w:fill="142D40"/>
             <w:tcBorders>
               <w:top w:val="single" w:sz="4" w:color="D9D9D9"/>
               <w:bottom w:val="single" w:sz="4" w:color="D9D9D9"/>
               <w:left w:val="single" w:sz="4" w:color="D9D9D9"/>
               <w:right w:val="single" w:sz="4" w:color="D9D9D9"/>
             </w:tcBorders>
+            <w:shd w:fill="142D40"/>
             <w:tcMar>
               <w:top w:w="85" w:type="dxa"/>
               <w:bottom w:w="85" w:type="dxa"/>
@@ -1099,13 +1099,13 @@
         <w:tc>
           <w:tcPr>
             <w:tcW w:type="dxa" w:w="2233"/>
-            <w:shd w:fill="FFFFFF"/>
             <w:tcBorders>
               <w:top w:val="single" w:sz="4" w:color="D9D9D9"/>
               <w:bottom w:val="single" w:sz="4" w:color="D9D9D9"/>
               <w:left w:val="single" w:sz="4" w:color="D9D9D9"/>
               <w:right w:val="single" w:sz="4" w:color="D9D9D9"/>
             </w:tcBorders>
+            <w:shd w:fill="FFFFFF"/>
             <w:tcMar>
               <w:top w:w="85" w:type="dxa"/>
               <w:bottom w:w="85" w:type="dxa"/>
@@ -1130,13 +1130,13 @@
         <w:tc>
           <w:tcPr>
             <w:tcW w:type="dxa" w:w="1320"/>
-            <w:shd w:fill="FFFFFF"/>
             <w:tcBorders>
               <w:top w:val="single" w:sz="4" w:color="D9D9D9"/>
               <w:bottom w:val="single" w:sz="4" w:color="D9D9D9"/>
               <w:left w:val="single" w:sz="4" w:color="D9D9D9"/>
               <w:right w:val="single" w:sz="4" w:color="D9D9D9"/>
             </w:tcBorders>
+            <w:shd w:fill="FFFFFF"/>
             <w:tcMar>
               <w:top w:w="85" w:type="dxa"/>
               <w:bottom w:w="85" w:type="dxa"/>
@@ -1161,13 +1161,13 @@
         <w:tc>
           <w:tcPr>
             <w:tcW w:type="dxa" w:w="1320"/>
-            <w:shd w:fill="FFFFFF"/>
             <w:tcBorders>
               <w:top w:val="single" w:sz="4" w:color="D9D9D9"/>
               <w:bottom w:val="single" w:sz="4" w:color="D9D9D9"/>
               <w:left w:val="single" w:sz="4" w:color="D9D9D9"/>
               <w:right w:val="single" w:sz="4" w:color="D9D9D9"/>
             </w:tcBorders>
+            <w:shd w:fill="FFFFFF"/>
             <w:tcMar>
               <w:top w:w="85" w:type="dxa"/>
               <w:bottom w:w="85" w:type="dxa"/>
@@ -1192,13 +1192,13 @@
         <w:tc>
           <w:tcPr>
             <w:tcW w:type="dxa" w:w="1320"/>
-            <w:shd w:fill="FFFFFF"/>
             <w:tcBorders>
               <w:top w:val="single" w:sz="4" w:color="D9D9D9"/>
               <w:bottom w:val="single" w:sz="4" w:color="D9D9D9"/>
               <w:left w:val="single" w:sz="4" w:color="D9D9D9"/>
               <w:right w:val="single" w:sz="4" w:color="D9D9D9"/>
             </w:tcBorders>
+            <w:shd w:fill="FFFFFF"/>
             <w:tcMar>
               <w:top w:w="85" w:type="dxa"/>
               <w:bottom w:w="85" w:type="dxa"/>
@@ -1223,13 +1223,13 @@
         <w:tc>
           <w:tcPr>
             <w:tcW w:type="dxa" w:w="1320"/>
-            <w:shd w:fill="FFFFFF"/>
             <w:tcBorders>
               <w:top w:val="single" w:sz="4" w:color="D9D9D9"/>
               <w:bottom w:val="single" w:sz="4" w:color="D9D9D9"/>
               <w:left w:val="single" w:sz="4" w:color="D9D9D9"/>
               <w:right w:val="single" w:sz="4" w:color="D9D9D9"/>
             </w:tcBorders>
+            <w:shd w:fill="FFFFFF"/>
             <w:tcMar>
               <w:top w:w="85" w:type="dxa"/>
               <w:bottom w:w="85" w:type="dxa"/>
@@ -1254,13 +1254,13 @@
         <w:tc>
           <w:tcPr>
             <w:tcW w:type="dxa" w:w="1320"/>
-            <w:shd w:fill="FFFFFF"/>
             <w:tcBorders>
               <w:top w:val="single" w:sz="4" w:color="D9D9D9"/>
               <w:bottom w:val="single" w:sz="4" w:color="D9D9D9"/>
               <w:left w:val="single" w:sz="4" w:color="D9D9D9"/>
               <w:right w:val="single" w:sz="4" w:color="D9D9D9"/>
             </w:tcBorders>
+            <w:shd w:fill="FFFFFF"/>
             <w:tcMar>
               <w:top w:w="85" w:type="dxa"/>
               <w:bottom w:w="85" w:type="dxa"/>
@@ -1285,13 +1285,13 @@
         <w:tc>
           <w:tcPr>
             <w:tcW w:type="dxa" w:w="1320"/>
-            <w:shd w:fill="FFFFFF"/>
             <w:tcBorders>
               <w:top w:val="single" w:sz="4" w:color="D9D9D9"/>
               <w:bottom w:val="single" w:sz="4" w:color="D9D9D9"/>
               <w:left w:val="single" w:sz="4" w:color="D9D9D9"/>
               <w:right w:val="single" w:sz="4" w:color="D9D9D9"/>
             </w:tcBorders>
+            <w:shd w:fill="FFFFFF"/>
             <w:tcMar>
               <w:top w:w="85" w:type="dxa"/>
               <w:bottom w:w="85" w:type="dxa"/>
@@ -1318,13 +1318,13 @@
         <w:tc>
           <w:tcPr>
             <w:tcW w:type="dxa" w:w="2233"/>
-            <w:shd w:fill="F1F5F7"/>
             <w:tcBorders>
               <w:top w:val="single" w:sz="4" w:color="D9D9D9"/>
               <w:bottom w:val="single" w:sz="4" w:color="D9D9D9"/>
               <w:left w:val="single" w:sz="4" w:color="D9D9D9"/>
               <w:right w:val="single" w:sz="4" w:color="D9D9D9"/>
             </w:tcBorders>
+            <w:shd w:fill="F1F5F7"/>
             <w:tcMar>
               <w:top w:w="85" w:type="dxa"/>
               <w:bottom w:w="85" w:type="dxa"/>
@@ -1349,13 +1349,13 @@
         <w:tc>
           <w:tcPr>
             <w:tcW w:type="dxa" w:w="1320"/>
-            <w:shd w:fill="F1F5F7"/>
             <w:tcBorders>
               <w:top w:val="single" w:sz="4" w:color="D9D9D9"/>
               <w:bottom w:val="single" w:sz="4" w:color="D9D9D9"/>
               <w:left w:val="single" w:sz="4" w:color="D9D9D9"/>
               <w:right w:val="single" w:sz="4" w:color="D9D9D9"/>
             </w:tcBorders>
+            <w:shd w:fill="F1F5F7"/>
             <w:tcMar>
               <w:top w:w="85" w:type="dxa"/>
               <w:bottom w:w="85" w:type="dxa"/>
@@ -1380,13 +1380,13 @@
         <w:tc>
           <w:tcPr>
             <w:tcW w:type="dxa" w:w="1320"/>
-            <w:shd w:fill="F1F5F7"/>
             <w:tcBorders>
               <w:top w:val="single" w:sz="4" w:color="D9D9D9"/>
               <w:bottom w:val="single" w:sz="4" w:color="D9D9D9"/>
               <w:left w:val="single" w:sz="4" w:color="D9D9D9"/>
               <w:right w:val="single" w:sz="4" w:color="D9D9D9"/>
             </w:tcBorders>
+            <w:shd w:fill="F1F5F7"/>
             <w:tcMar>
               <w:top w:w="85" w:type="dxa"/>
               <w:bottom w:w="85" w:type="dxa"/>
@@ -1410,13 +1410,13 @@
         <w:tc>
           <w:tcPr>
             <w:tcW w:type="dxa" w:w="1320"/>
-            <w:shd w:fill="F1F5F7"/>
             <w:tcBorders>
               <w:top w:val="single" w:sz="4" w:color="D9D9D9"/>
               <w:bottom w:val="single" w:sz="4" w:color="D9D9D9"/>
               <w:left w:val="single" w:sz="4" w:color="D9D9D9"/>
               <w:right w:val="single" w:sz="4" w:color="D9D9D9"/>
             </w:tcBorders>
+            <w:shd w:fill="F1F5F7"/>
             <w:tcMar>
               <w:top w:w="85" w:type="dxa"/>
               <w:bottom w:w="85" w:type="dxa"/>
@@ -1440,13 +1440,13 @@
         <w:tc>
           <w:tcPr>
             <w:tcW w:type="dxa" w:w="1320"/>
-            <w:shd w:fill="F1F5F7"/>
             <w:tcBorders>
               <w:top w:val="single" w:sz="4" w:color="D9D9D9"/>
               <w:bottom w:val="single" w:sz="4" w:color="D9D9D9"/>
               <w:left w:val="single" w:sz="4" w:color="D9D9D9"/>
               <w:right w:val="single" w:sz="4" w:color="D9D9D9"/>
             </w:tcBorders>
+            <w:shd w:fill="F1F5F7"/>
             <w:tcMar>
               <w:top w:w="85" w:type="dxa"/>
               <w:bottom w:w="85" w:type="dxa"/>
@@ -1470,13 +1470,13 @@
         <w:tc>
           <w:tcPr>
             <w:tcW w:type="dxa" w:w="1320"/>
-            <w:shd w:fill="F1F5F7"/>
             <w:tcBorders>
               <w:top w:val="single" w:sz="4" w:color="D9D9D9"/>
               <w:bottom w:val="single" w:sz="4" w:color="D9D9D9"/>
               <w:left w:val="single" w:sz="4" w:color="D9D9D9"/>
               <w:right w:val="single" w:sz="4" w:color="D9D9D9"/>
             </w:tcBorders>
+            <w:shd w:fill="F1F5F7"/>
             <w:tcMar>
               <w:top w:w="85" w:type="dxa"/>
               <w:bottom w:w="85" w:type="dxa"/>
@@ -1500,13 +1500,13 @@
         <w:tc>
           <w:tcPr>
             <w:tcW w:type="dxa" w:w="1320"/>
-            <w:shd w:fill="F1F5F7"/>
             <w:tcBorders>
               <w:top w:val="single" w:sz="4" w:color="D9D9D9"/>
               <w:bottom w:val="single" w:sz="4" w:color="D9D9D9"/>
               <w:left w:val="single" w:sz="4" w:color="D9D9D9"/>
               <w:right w:val="single" w:sz="4" w:color="D9D9D9"/>
             </w:tcBorders>
+            <w:shd w:fill="F1F5F7"/>
             <w:tcMar>
               <w:top w:w="85" w:type="dxa"/>
               <w:bottom w:w="85" w:type="dxa"/>
@@ -1532,13 +1532,13 @@
         <w:tc>
           <w:tcPr>
             <w:tcW w:type="dxa" w:w="2233"/>
-            <w:shd w:fill="FFFFFF"/>
             <w:tcBorders>
               <w:top w:val="single" w:sz="4" w:color="D9D9D9"/>
               <w:bottom w:val="single" w:sz="4" w:color="D9D9D9"/>
               <w:left w:val="single" w:sz="4" w:color="D9D9D9"/>
               <w:right w:val="single" w:sz="4" w:color="D9D9D9"/>
             </w:tcBorders>
+            <w:shd w:fill="FFFFFF"/>
             <w:tcMar>
               <w:top w:w="85" w:type="dxa"/>
               <w:bottom w:w="85" w:type="dxa"/>
@@ -1563,13 +1563,13 @@
         <w:tc>
           <w:tcPr>
             <w:tcW w:type="dxa" w:w="1320"/>
-            <w:shd w:fill="FFFFFF"/>
             <w:tcBorders>
               <w:top w:val="single" w:sz="4" w:color="D9D9D9"/>
               <w:bottom w:val="single" w:sz="4" w:color="D9D9D9"/>
               <w:left w:val="single" w:sz="4" w:color="D9D9D9"/>
               <w:right w:val="single" w:sz="4" w:color="D9D9D9"/>
             </w:tcBorders>
+            <w:shd w:fill="FFFFFF"/>
             <w:tcMar>
               <w:top w:w="85" w:type="dxa"/>
               <w:bottom w:w="85" w:type="dxa"/>
@@ -1594,13 +1594,13 @@
         <w:tc>
           <w:tcPr>
             <w:tcW w:type="dxa" w:w="1320"/>
-            <w:shd w:fill="FFFFFF"/>
             <w:tcBorders>
               <w:top w:val="single" w:sz="4" w:color="D9D9D9"/>
               <w:bottom w:val="single" w:sz="4" w:color="D9D9D9"/>
               <w:left w:val="single" w:sz="4" w:color="D9D9D9"/>
               <w:right w:val="single" w:sz="4" w:color="D9D9D9"/>
             </w:tcBorders>
+            <w:shd w:fill="FFFFFF"/>
             <w:tcMar>
               <w:top w:w="85" w:type="dxa"/>
               <w:bottom w:w="85" w:type="dxa"/>
@@ -1625,13 +1625,13 @@
         <w:tc>
           <w:tcPr>
             <w:tcW w:type="dxa" w:w="1320"/>
-            <w:shd w:fill="FFFFFF"/>
             <w:tcBorders>
               <w:top w:val="single" w:sz="4" w:color="D9D9D9"/>
               <w:bottom w:val="single" w:sz="4" w:color="D9D9D9"/>
               <w:left w:val="single" w:sz="4" w:color="D9D9D9"/>
               <w:right w:val="single" w:sz="4" w:color="D9D9D9"/>
             </w:tcBorders>
+            <w:shd w:fill="FFFFFF"/>
             <w:tcMar>
               <w:top w:w="85" w:type="dxa"/>
               <w:bottom w:w="85" w:type="dxa"/>
@@ -1656,13 +1656,13 @@
         <w:tc>
           <w:tcPr>
             <w:tcW w:type="dxa" w:w="1320"/>
-            <w:shd w:fill="FFFFFF"/>
             <w:tcBorders>
               <w:top w:val="single" w:sz="4" w:color="D9D9D9"/>
               <w:bottom w:val="single" w:sz="4" w:color="D9D9D9"/>
               <w:left w:val="single" w:sz="4" w:color="D9D9D9"/>
               <w:right w:val="single" w:sz="4" w:color="D9D9D9"/>
             </w:tcBorders>
+            <w:shd w:fill="FFFFFF"/>
             <w:tcMar>
               <w:top w:w="85" w:type="dxa"/>
               <w:bottom w:w="85" w:type="dxa"/>
@@ -1687,13 +1687,13 @@
         <w:tc>
           <w:tcPr>
             <w:tcW w:type="dxa" w:w="1320"/>
-            <w:shd w:fill="FFFFFF"/>
             <w:tcBorders>
               <w:top w:val="single" w:sz="4" w:color="D9D9D9"/>
               <w:bottom w:val="single" w:sz="4" w:color="D9D9D9"/>
               <w:left w:val="single" w:sz="4" w:color="D9D9D9"/>
               <w:right w:val="single" w:sz="4" w:color="D9D9D9"/>
             </w:tcBorders>
+            <w:shd w:fill="FFFFFF"/>
             <w:tcMar>
               <w:top w:w="85" w:type="dxa"/>
               <w:bottom w:w="85" w:type="dxa"/>
@@ -1718,13 +1718,13 @@
         <w:tc>
           <w:tcPr>
             <w:tcW w:type="dxa" w:w="1320"/>
-            <w:shd w:fill="FFFFFF"/>
             <w:tcBorders>
               <w:top w:val="single" w:sz="4" w:color="D9D9D9"/>
               <w:bottom w:val="single" w:sz="4" w:color="D9D9D9"/>
               <w:left w:val="single" w:sz="4" w:color="D9D9D9"/>
               <w:right w:val="single" w:sz="4" w:color="D9D9D9"/>
             </w:tcBorders>
+            <w:shd w:fill="FFFFFF"/>
             <w:tcMar>
               <w:top w:w="85" w:type="dxa"/>
               <w:bottom w:w="85" w:type="dxa"/>
@@ -1751,13 +1751,13 @@
         <w:tc>
           <w:tcPr>
             <w:tcW w:type="dxa" w:w="2233"/>
-            <w:shd w:fill="F1F5F7"/>
             <w:tcBorders>
               <w:top w:val="single" w:sz="4" w:color="D9D9D9"/>
               <w:bottom w:val="single" w:sz="4" w:color="D9D9D9"/>
               <w:left w:val="single" w:sz="4" w:color="D9D9D9"/>
               <w:right w:val="single" w:sz="4" w:color="D9D9D9"/>
             </w:tcBorders>
+            <w:shd w:fill="F1F5F7"/>
             <w:tcMar>
               <w:top w:w="85" w:type="dxa"/>
               <w:bottom w:w="85" w:type="dxa"/>
@@ -1782,13 +1782,13 @@
         <w:tc>
           <w:tcPr>
             <w:tcW w:type="dxa" w:w="1320"/>
-            <w:shd w:fill="F1F5F7"/>
             <w:tcBorders>
               <w:top w:val="single" w:sz="4" w:color="D9D9D9"/>
               <w:bottom w:val="single" w:sz="4" w:color="D9D9D9"/>
               <w:left w:val="single" w:sz="4" w:color="D9D9D9"/>
               <w:right w:val="single" w:sz="4" w:color="D9D9D9"/>
             </w:tcBorders>
+            <w:shd w:fill="F1F5F7"/>
             <w:tcMar>
               <w:top w:w="85" w:type="dxa"/>
               <w:bottom w:w="85" w:type="dxa"/>
@@ -1813,13 +1813,13 @@
         <w:tc>
           <w:tcPr>
             <w:tcW w:type="dxa" w:w="1320"/>
-            <w:shd w:fill="F1F5F7"/>
             <w:tcBorders>
               <w:top w:val="single" w:sz="4" w:color="D9D9D9"/>
               <w:bottom w:val="single" w:sz="4" w:color="D9D9D9"/>
               <w:left w:val="single" w:sz="4" w:color="D9D9D9"/>
               <w:right w:val="single" w:sz="4" w:color="D9D9D9"/>
             </w:tcBorders>
+            <w:shd w:fill="F1F5F7"/>
             <w:tcMar>
               <w:top w:w="85" w:type="dxa"/>
               <w:bottom w:w="85" w:type="dxa"/>
@@ -1844,13 +1844,13 @@
         <w:tc>
           <w:tcPr>
             <w:tcW w:type="dxa" w:w="1320"/>
-            <w:shd w:fill="F1F5F7"/>
             <w:tcBorders>
               <w:top w:val="single" w:sz="4" w:color="D9D9D9"/>
               <w:bottom w:val="single" w:sz="4" w:color="D9D9D9"/>
               <w:left w:val="single" w:sz="4" w:color="D9D9D9"/>
               <w:right w:val="single" w:sz="4" w:color="D9D9D9"/>
             </w:tcBorders>
+            <w:shd w:fill="F1F5F7"/>
             <w:tcMar>
               <w:top w:w="85" w:type="dxa"/>
               <w:bottom w:w="85" w:type="dxa"/>
@@ -1875,13 +1875,13 @@
         <w:tc>
           <w:tcPr>
             <w:tcW w:type="dxa" w:w="1320"/>
-            <w:shd w:fill="F1F5F7"/>
             <w:tcBorders>
               <w:top w:val="single" w:sz="4" w:color="D9D9D9"/>
               <w:bottom w:val="single" w:sz="4" w:color="D9D9D9"/>
               <w:left w:val="single" w:sz="4" w:color="D9D9D9"/>
               <w:right w:val="single" w:sz="4" w:color="D9D9D9"/>
             </w:tcBorders>
+            <w:shd w:fill="F1F5F7"/>
             <w:tcMar>
               <w:top w:w="85" w:type="dxa"/>
               <w:bottom w:w="85" w:type="dxa"/>
@@ -1906,13 +1906,13 @@
         <w:tc>
           <w:tcPr>
             <w:tcW w:type="dxa" w:w="1320"/>
-            <w:shd w:fill="F1F5F7"/>
             <w:tcBorders>
               <w:top w:val="single" w:sz="4" w:color="D9D9D9"/>
               <w:bottom w:val="single" w:sz="4" w:color="D9D9D9"/>
               <w:left w:val="single" w:sz="4" w:color="D9D9D9"/>
               <w:right w:val="single" w:sz="4" w:color="D9D9D9"/>
             </w:tcBorders>
+            <w:shd w:fill="F1F5F7"/>
             <w:tcMar>
               <w:top w:w="85" w:type="dxa"/>
               <w:bottom w:w="85" w:type="dxa"/>
@@ -1937,13 +1937,13 @@
         <w:tc>
           <w:tcPr>
             <w:tcW w:type="dxa" w:w="1320"/>
-            <w:shd w:fill="F1F5F7"/>
             <w:tcBorders>
               <w:top w:val="single" w:sz="4" w:color="D9D9D9"/>
               <w:bottom w:val="single" w:sz="4" w:color="D9D9D9"/>
               <w:left w:val="single" w:sz="4" w:color="D9D9D9"/>
               <w:right w:val="single" w:sz="4" w:color="D9D9D9"/>
             </w:tcBorders>
+            <w:shd w:fill="F1F5F7"/>
             <w:tcMar>
               <w:top w:w="85" w:type="dxa"/>
               <w:bottom w:w="85" w:type="dxa"/>
@@ -1970,13 +1970,13 @@
         <w:tc>
           <w:tcPr>
             <w:tcW w:type="dxa" w:w="2233"/>
-            <w:shd w:fill="FFFFFF"/>
             <w:tcBorders>
               <w:top w:val="single" w:sz="4" w:color="D9D9D9"/>
               <w:bottom w:val="single" w:sz="4" w:color="D9D9D9"/>
               <w:left w:val="single" w:sz="4" w:color="D9D9D9"/>
               <w:right w:val="single" w:sz="4" w:color="D9D9D9"/>
             </w:tcBorders>
+            <w:shd w:fill="FFFFFF"/>
             <w:tcMar>
               <w:top w:w="85" w:type="dxa"/>
               <w:bottom w:w="85" w:type="dxa"/>
@@ -2001,13 +2001,13 @@
         <w:tc>
           <w:tcPr>
             <w:tcW w:type="dxa" w:w="1320"/>
-            <w:shd w:fill="FFFFFF"/>
             <w:tcBorders>
               <w:top w:val="single" w:sz="4" w:color="D9D9D9"/>
               <w:bottom w:val="single" w:sz="4" w:color="D9D9D9"/>
               <w:left w:val="single" w:sz="4" w:color="D9D9D9"/>
               <w:right w:val="single" w:sz="4" w:color="D9D9D9"/>
             </w:tcBorders>
+            <w:shd w:fill="FFFFFF"/>
             <w:tcMar>
               <w:top w:w="85" w:type="dxa"/>
               <w:bottom w:w="85" w:type="dxa"/>
@@ -2032,13 +2032,13 @@
         <w:tc>
           <w:tcPr>
             <w:tcW w:type="dxa" w:w="1320"/>
-            <w:shd w:fill="FFFFFF"/>
             <w:tcBorders>
               <w:top w:val="single" w:sz="4" w:color="D9D9D9"/>
               <w:bottom w:val="single" w:sz="4" w:color="D9D9D9"/>
               <w:left w:val="single" w:sz="4" w:color="D9D9D9"/>
               <w:right w:val="single" w:sz="4" w:color="D9D9D9"/>
             </w:tcBorders>
+            <w:shd w:fill="FFFFFF"/>
             <w:tcMar>
               <w:top w:w="85" w:type="dxa"/>
               <w:bottom w:w="85" w:type="dxa"/>
@@ -2063,13 +2063,13 @@
         <w:tc>
           <w:tcPr>
             <w:tcW w:type="dxa" w:w="1320"/>
-            <w:shd w:fill="FFFFFF"/>
             <w:tcBorders>
               <w:top w:val="single" w:sz="4" w:color="D9D9D9"/>
               <w:bottom w:val="single" w:sz="4" w:color="D9D9D9"/>
               <w:left w:val="single" w:sz="4" w:color="D9D9D9"/>
               <w:right w:val="single" w:sz="4" w:color="D9D9D9"/>
             </w:tcBorders>
+            <w:shd w:fill="FFFFFF"/>
             <w:tcMar>
               <w:top w:w="85" w:type="dxa"/>
               <w:bottom w:w="85" w:type="dxa"/>
@@ -2094,13 +2094,13 @@
         <w:tc>
           <w:tcPr>
             <w:tcW w:type="dxa" w:w="1320"/>
-            <w:shd w:fill="FFFFFF"/>
             <w:tcBorders>
               <w:top w:val="single" w:sz="4" w:color="D9D9D9"/>
               <w:bottom w:val="single" w:sz="4" w:color="D9D9D9"/>
               <w:left w:val="single" w:sz="4" w:color="D9D9D9"/>
               <w:right w:val="single" w:sz="4" w:color="D9D9D9"/>
             </w:tcBorders>
+            <w:shd w:fill="FFFFFF"/>
             <w:tcMar>
               <w:top w:w="85" w:type="dxa"/>
               <w:bottom w:w="85" w:type="dxa"/>
@@ -2125,13 +2125,13 @@
         <w:tc>
           <w:tcPr>
             <w:tcW w:type="dxa" w:w="1320"/>
-            <w:shd w:fill="FFFFFF"/>
             <w:tcBorders>
               <w:top w:val="single" w:sz="4" w:color="D9D9D9"/>
               <w:bottom w:val="single" w:sz="4" w:color="D9D9D9"/>
               <w:left w:val="single" w:sz="4" w:color="D9D9D9"/>
               <w:right w:val="single" w:sz="4" w:color="D9D9D9"/>
             </w:tcBorders>
+            <w:shd w:fill="FFFFFF"/>
             <w:tcMar>
               <w:top w:w="85" w:type="dxa"/>
               <w:bottom w:w="85" w:type="dxa"/>
@@ -2156,13 +2156,13 @@
         <w:tc>
           <w:tcPr>
             <w:tcW w:type="dxa" w:w="1320"/>
-            <w:shd w:fill="FFFFFF"/>
             <w:tcBorders>
               <w:top w:val="single" w:sz="4" w:color="D9D9D9"/>
               <w:bottom w:val="single" w:sz="4" w:color="D9D9D9"/>
               <w:left w:val="single" w:sz="4" w:color="D9D9D9"/>
               <w:right w:val="single" w:sz="4" w:color="D9D9D9"/>
             </w:tcBorders>
+            <w:shd w:fill="FFFFFF"/>
             <w:tcMar>
               <w:top w:w="85" w:type="dxa"/>
               <w:bottom w:w="85" w:type="dxa"/>
@@ -2189,13 +2189,13 @@
         <w:tc>
           <w:tcPr>
             <w:tcW w:type="dxa" w:w="2233"/>
-            <w:shd w:fill="F1F5F7"/>
             <w:tcBorders>
               <w:top w:val="single" w:sz="4" w:color="D9D9D9"/>
               <w:bottom w:val="single" w:sz="4" w:color="D9D9D9"/>
               <w:left w:val="single" w:sz="4" w:color="D9D9D9"/>
               <w:right w:val="single" w:sz="4" w:color="D9D9D9"/>
             </w:tcBorders>
+            <w:shd w:fill="F1F5F7"/>
             <w:tcMar>
               <w:top w:w="85" w:type="dxa"/>
               <w:bottom w:w="85" w:type="dxa"/>
@@ -2220,13 +2220,13 @@
         <w:tc>
           <w:tcPr>
             <w:tcW w:type="dxa" w:w="1320"/>
-            <w:shd w:fill="F1F5F7"/>
             <w:tcBorders>
               <w:top w:val="single" w:sz="4" w:color="D9D9D9"/>
               <w:bottom w:val="single" w:sz="4" w:color="D9D9D9"/>
               <w:left w:val="single" w:sz="4" w:color="D9D9D9"/>
               <w:right w:val="single" w:sz="4" w:color="D9D9D9"/>
             </w:tcBorders>
+            <w:shd w:fill="F1F5F7"/>
             <w:tcMar>
               <w:top w:w="85" w:type="dxa"/>
               <w:bottom w:w="85" w:type="dxa"/>
@@ -2251,13 +2251,13 @@
         <w:tc>
           <w:tcPr>
             <w:tcW w:type="dxa" w:w="1320"/>
-            <w:shd w:fill="F1F5F7"/>
             <w:tcBorders>
               <w:top w:val="single" w:sz="4" w:color="D9D9D9"/>
               <w:bottom w:val="single" w:sz="4" w:color="D9D9D9"/>
               <w:left w:val="single" w:sz="4" w:color="D9D9D9"/>
               <w:right w:val="single" w:sz="4" w:color="D9D9D9"/>
             </w:tcBorders>
+            <w:shd w:fill="F1F5F7"/>
             <w:tcMar>
               <w:top w:w="85" w:type="dxa"/>
               <w:bottom w:w="85" w:type="dxa"/>
@@ -2282,13 +2282,13 @@
         <w:tc>
           <w:tcPr>
             <w:tcW w:type="dxa" w:w="1320"/>
-            <w:shd w:fill="F1F5F7"/>
             <w:tcBorders>
               <w:top w:val="single" w:sz="4" w:color="D9D9D9"/>
               <w:bottom w:val="single" w:sz="4" w:color="D9D9D9"/>
               <w:left w:val="single" w:sz="4" w:color="D9D9D9"/>
               <w:right w:val="single" w:sz="4" w:color="D9D9D9"/>
             </w:tcBorders>
+            <w:shd w:fill="F1F5F7"/>
             <w:tcMar>
               <w:top w:w="85" w:type="dxa"/>
               <w:bottom w:w="85" w:type="dxa"/>
@@ -2313,13 +2313,13 @@
         <w:tc>
           <w:tcPr>
             <w:tcW w:type="dxa" w:w="1320"/>
-            <w:shd w:fill="F1F5F7"/>
             <w:tcBorders>
               <w:top w:val="single" w:sz="4" w:color="D9D9D9"/>
               <w:bottom w:val="single" w:sz="4" w:color="D9D9D9"/>
               <w:left w:val="single" w:sz="4" w:color="D9D9D9"/>
               <w:right w:val="single" w:sz="4" w:color="D9D9D9"/>
             </w:tcBorders>
+            <w:shd w:fill="F1F5F7"/>
             <w:tcMar>
               <w:top w:w="85" w:type="dxa"/>
               <w:bottom w:w="85" w:type="dxa"/>
@@ -2344,13 +2344,13 @@
         <w:tc>
           <w:tcPr>
             <w:tcW w:type="dxa" w:w="1320"/>
-            <w:shd w:fill="F1F5F7"/>
             <w:tcBorders>
               <w:top w:val="single" w:sz="4" w:color="D9D9D9"/>
               <w:bottom w:val="single" w:sz="4" w:color="D9D9D9"/>
               <w:left w:val="single" w:sz="4" w:color="D9D9D9"/>
               <w:right w:val="single" w:sz="4" w:color="D9D9D9"/>
             </w:tcBorders>
+            <w:shd w:fill="F1F5F7"/>
             <w:tcMar>
               <w:top w:w="85" w:type="dxa"/>
               <w:bottom w:w="85" w:type="dxa"/>
@@ -2375,13 +2375,13 @@
         <w:tc>
           <w:tcPr>
             <w:tcW w:type="dxa" w:w="1320"/>
-            <w:shd w:fill="F1F5F7"/>
             <w:tcBorders>
               <w:top w:val="single" w:sz="4" w:color="D9D9D9"/>
               <w:bottom w:val="single" w:sz="4" w:color="D9D9D9"/>
               <w:left w:val="single" w:sz="4" w:color="D9D9D9"/>
               <w:right w:val="single" w:sz="4" w:color="D9D9D9"/>
             </w:tcBorders>
+            <w:shd w:fill="F1F5F7"/>
             <w:tcMar>
               <w:top w:w="85" w:type="dxa"/>
               <w:bottom w:w="85" w:type="dxa"/>
@@ -2408,13 +2408,13 @@
         <w:tc>
           <w:tcPr>
             <w:tcW w:type="dxa" w:w="2233"/>
-            <w:shd w:fill="FFFFFF"/>
             <w:tcBorders>
               <w:top w:val="single" w:sz="4" w:color="D9D9D9"/>
               <w:bottom w:val="single" w:sz="4" w:color="D9D9D9"/>
               <w:left w:val="single" w:sz="4" w:color="D9D9D9"/>
               <w:right w:val="single" w:sz="4" w:color="D9D9D9"/>
             </w:tcBorders>
+            <w:shd w:fill="FFFFFF"/>
             <w:tcMar>
               <w:top w:w="85" w:type="dxa"/>
               <w:bottom w:w="85" w:type="dxa"/>
@@ -2439,13 +2439,13 @@
         <w:tc>
           <w:tcPr>
             <w:tcW w:type="dxa" w:w="1320"/>
-            <w:shd w:fill="FFFFFF"/>
             <w:tcBorders>
               <w:top w:val="single" w:sz="4" w:color="D9D9D9"/>
               <w:bottom w:val="single" w:sz="4" w:color="D9D9D9"/>
               <w:left w:val="single" w:sz="4" w:color="D9D9D9"/>
               <w:right w:val="single" w:sz="4" w:color="D9D9D9"/>
             </w:tcBorders>
+            <w:shd w:fill="FFFFFF"/>
             <w:tcMar>
               <w:top w:w="85" w:type="dxa"/>
               <w:bottom w:w="85" w:type="dxa"/>
@@ -2470,13 +2470,13 @@
         <w:tc>
           <w:tcPr>
             <w:tcW w:type="dxa" w:w="1320"/>
-            <w:shd w:fill="FFFFFF"/>
             <w:tcBorders>
               <w:top w:val="single" w:sz="4" w:color="D9D9D9"/>
               <w:bottom w:val="single" w:sz="4" w:color="D9D9D9"/>
               <w:left w:val="single" w:sz="4" w:color="D9D9D9"/>
               <w:right w:val="single" w:sz="4" w:color="D9D9D9"/>
             </w:tcBorders>
+            <w:shd w:fill="FFFFFF"/>
             <w:tcMar>
               <w:top w:w="85" w:type="dxa"/>
               <w:bottom w:w="85" w:type="dxa"/>
@@ -2500,13 +2500,13 @@
         <w:tc>
           <w:tcPr>
             <w:tcW w:type="dxa" w:w="1320"/>
-            <w:shd w:fill="FFFFFF"/>
             <w:tcBorders>
               <w:top w:val="single" w:sz="4" w:color="D9D9D9"/>
               <w:bottom w:val="single" w:sz="4" w:color="D9D9D9"/>
               <w:left w:val="single" w:sz="4" w:color="D9D9D9"/>
               <w:right w:val="single" w:sz="4" w:color="D9D9D9"/>
             </w:tcBorders>
+            <w:shd w:fill="FFFFFF"/>
             <w:tcMar>
               <w:top w:w="85" w:type="dxa"/>
               <w:bottom w:w="85" w:type="dxa"/>
@@ -2530,13 +2530,13 @@
         <w:tc>
           <w:tcPr>
             <w:tcW w:type="dxa" w:w="1320"/>
-            <w:shd w:fill="FFFFFF"/>
             <w:tcBorders>
               <w:top w:val="single" w:sz="4" w:color="D9D9D9"/>
               <w:bottom w:val="single" w:sz="4" w:color="D9D9D9"/>
               <w:left w:val="single" w:sz="4" w:color="D9D9D9"/>
               <w:right w:val="single" w:sz="4" w:color="D9D9D9"/>
             </w:tcBorders>
+            <w:shd w:fill="FFFFFF"/>
             <w:tcMar>
               <w:top w:w="85" w:type="dxa"/>
               <w:bottom w:w="85" w:type="dxa"/>
@@ -2560,13 +2560,13 @@
         <w:tc>
           <w:tcPr>
             <w:tcW w:type="dxa" w:w="1320"/>
-            <w:shd w:fill="FFFFFF"/>
             <w:tcBorders>
               <w:top w:val="single" w:sz="4" w:color="D9D9D9"/>
               <w:bottom w:val="single" w:sz="4" w:color="D9D9D9"/>
               <w:left w:val="single" w:sz="4" w:color="D9D9D9"/>
               <w:right w:val="single" w:sz="4" w:color="D9D9D9"/>
             </w:tcBorders>
+            <w:shd w:fill="FFFFFF"/>
             <w:tcMar>
               <w:top w:w="85" w:type="dxa"/>
               <w:bottom w:w="85" w:type="dxa"/>
@@ -2590,13 +2590,13 @@
         <w:tc>
           <w:tcPr>
             <w:tcW w:type="dxa" w:w="1320"/>
-            <w:shd w:fill="FFFFFF"/>
             <w:tcBorders>
               <w:top w:val="single" w:sz="4" w:color="D9D9D9"/>
               <w:bottom w:val="single" w:sz="4" w:color="D9D9D9"/>
               <w:left w:val="single" w:sz="4" w:color="D9D9D9"/>
               <w:right w:val="single" w:sz="4" w:color="D9D9D9"/>
             </w:tcBorders>
+            <w:shd w:fill="FFFFFF"/>
             <w:tcMar>
               <w:top w:w="85" w:type="dxa"/>
               <w:bottom w:w="85" w:type="dxa"/>
@@ -2622,13 +2622,13 @@
         <w:tc>
           <w:tcPr>
             <w:tcW w:type="dxa" w:w="2233"/>
-            <w:shd w:fill="F1F5F7"/>
             <w:tcBorders>
               <w:top w:val="single" w:sz="4" w:color="D9D9D9"/>
               <w:bottom w:val="single" w:sz="4" w:color="D9D9D9"/>
               <w:left w:val="single" w:sz="4" w:color="D9D9D9"/>
               <w:right w:val="single" w:sz="4" w:color="D9D9D9"/>
             </w:tcBorders>
+            <w:shd w:fill="F1F5F7"/>
             <w:tcMar>
               <w:top w:w="85" w:type="dxa"/>
               <w:bottom w:w="85" w:type="dxa"/>
@@ -2653,13 +2653,13 @@
         <w:tc>
           <w:tcPr>
             <w:tcW w:type="dxa" w:w="1320"/>
-            <w:shd w:fill="F1F5F7"/>
             <w:tcBorders>
               <w:top w:val="single" w:sz="4" w:color="D9D9D9"/>
               <w:bottom w:val="single" w:sz="4" w:color="D9D9D9"/>
               <w:left w:val="single" w:sz="4" w:color="D9D9D9"/>
               <w:right w:val="single" w:sz="4" w:color="D9D9D9"/>
             </w:tcBorders>
+            <w:shd w:fill="F1F5F7"/>
             <w:tcMar>
               <w:top w:w="85" w:type="dxa"/>
               <w:bottom w:w="85" w:type="dxa"/>
@@ -2684,13 +2684,13 @@
         <w:tc>
           <w:tcPr>
             <w:tcW w:type="dxa" w:w="1320"/>
-            <w:shd w:fill="F1F5F7"/>
             <w:tcBorders>
               <w:top w:val="single" w:sz="4" w:color="D9D9D9"/>
               <w:bottom w:val="single" w:sz="4" w:color="D9D9D9"/>
               <w:left w:val="single" w:sz="4" w:color="D9D9D9"/>
               <w:right w:val="single" w:sz="4" w:color="D9D9D9"/>
             </w:tcBorders>
+            <w:shd w:fill="F1F5F7"/>
             <w:tcMar>
               <w:top w:w="85" w:type="dxa"/>
               <w:bottom w:w="85" w:type="dxa"/>
@@ -2714,13 +2714,13 @@
         <w:tc>
           <w:tcPr>
             <w:tcW w:type="dxa" w:w="1320"/>
-            <w:shd w:fill="F1F5F7"/>
             <w:tcBorders>
               <w:top w:val="single" w:sz="4" w:color="D9D9D9"/>
               <w:bottom w:val="single" w:sz="4" w:color="D9D9D9"/>
               <w:left w:val="single" w:sz="4" w:color="D9D9D9"/>
               <w:right w:val="single" w:sz="4" w:color="D9D9D9"/>
             </w:tcBorders>
+            <w:shd w:fill="F1F5F7"/>
             <w:tcMar>
               <w:top w:w="85" w:type="dxa"/>
               <w:bottom w:w="85" w:type="dxa"/>
@@ -2744,13 +2744,13 @@
         <w:tc>
           <w:tcPr>
             <w:tcW w:type="dxa" w:w="1320"/>
-            <w:shd w:fill="F1F5F7"/>
             <w:tcBorders>
               <w:top w:val="single" w:sz="4" w:color="D9D9D9"/>
               <w:bottom w:val="single" w:sz="4" w:color="D9D9D9"/>
               <w:left w:val="single" w:sz="4" w:color="D9D9D9"/>
               <w:right w:val="single" w:sz="4" w:color="D9D9D9"/>
             </w:tcBorders>
+            <w:shd w:fill="F1F5F7"/>
             <w:tcMar>
               <w:top w:w="85" w:type="dxa"/>
               <w:bottom w:w="85" w:type="dxa"/>
@@ -2774,13 +2774,13 @@
         <w:tc>
           <w:tcPr>
             <w:tcW w:type="dxa" w:w="1320"/>
-            <w:shd w:fill="F1F5F7"/>
             <w:tcBorders>
               <w:top w:val="single" w:sz="4" w:color="D9D9D9"/>
               <w:bottom w:val="single" w:sz="4" w:color="D9D9D9"/>
               <w:left w:val="single" w:sz="4" w:color="D9D9D9"/>
               <w:right w:val="single" w:sz="4" w:color="D9D9D9"/>
             </w:tcBorders>
+            <w:shd w:fill="F1F5F7"/>
             <w:tcMar>
               <w:top w:w="85" w:type="dxa"/>
               <w:bottom w:w="85" w:type="dxa"/>
@@ -2804,13 +2804,13 @@
         <w:tc>
           <w:tcPr>
             <w:tcW w:type="dxa" w:w="1320"/>
-            <w:shd w:fill="F1F5F7"/>
             <w:tcBorders>
               <w:top w:val="single" w:sz="4" w:color="D9D9D9"/>
               <w:bottom w:val="single" w:sz="4" w:color="D9D9D9"/>
               <w:left w:val="single" w:sz="4" w:color="D9D9D9"/>
               <w:right w:val="single" w:sz="4" w:color="D9D9D9"/>
             </w:tcBorders>
+            <w:shd w:fill="F1F5F7"/>
             <w:tcMar>
               <w:top w:w="85" w:type="dxa"/>
               <w:bottom w:w="85" w:type="dxa"/>
@@ -2836,13 +2836,13 @@
         <w:tc>
           <w:tcPr>
             <w:tcW w:type="dxa" w:w="2233"/>
-            <w:shd w:fill="FFFFFF"/>
             <w:tcBorders>
               <w:top w:val="single" w:sz="4" w:color="D9D9D9"/>
               <w:bottom w:val="single" w:sz="4" w:color="D9D9D9"/>
               <w:left w:val="single" w:sz="4" w:color="D9D9D9"/>
               <w:right w:val="single" w:sz="4" w:color="D9D9D9"/>
             </w:tcBorders>
+            <w:shd w:fill="FFFFFF"/>
             <w:tcMar>
               <w:top w:w="85" w:type="dxa"/>
               <w:bottom w:w="85" w:type="dxa"/>
@@ -2867,13 +2867,13 @@
         <w:tc>
           <w:tcPr>
             <w:tcW w:type="dxa" w:w="1320"/>
-            <w:shd w:fill="FFFFFF"/>
             <w:tcBorders>
               <w:top w:val="single" w:sz="4" w:color="D9D9D9"/>
               <w:bottom w:val="single" w:sz="4" w:color="D9D9D9"/>
               <w:left w:val="single" w:sz="4" w:color="D9D9D9"/>
               <w:right w:val="single" w:sz="4" w:color="D9D9D9"/>
             </w:tcBorders>
+            <w:shd w:fill="FFFFFF"/>
             <w:tcMar>
               <w:top w:w="85" w:type="dxa"/>
               <w:bottom w:w="85" w:type="dxa"/>
@@ -2898,13 +2898,13 @@
         <w:tc>
           <w:tcPr>
             <w:tcW w:type="dxa" w:w="1320"/>
-            <w:shd w:fill="FFFFFF"/>
             <w:tcBorders>
               <w:top w:val="single" w:sz="4" w:color="D9D9D9"/>
               <w:bottom w:val="single" w:sz="4" w:color="D9D9D9"/>
               <w:left w:val="single" w:sz="4" w:color="D9D9D9"/>
               <w:right w:val="single" w:sz="4" w:color="D9D9D9"/>
             </w:tcBorders>
+            <w:shd w:fill="FFFFFF"/>
             <w:tcMar>
               <w:top w:w="85" w:type="dxa"/>
               <w:bottom w:w="85" w:type="dxa"/>
@@ -2928,13 +2928,13 @@
         <w:tc>
           <w:tcPr>
             <w:tcW w:type="dxa" w:w="1320"/>
-            <w:shd w:fill="FFFFFF"/>
             <w:tcBorders>
               <w:top w:val="single" w:sz="4" w:color="D9D9D9"/>
               <w:bottom w:val="single" w:sz="4" w:color="D9D9D9"/>
               <w:left w:val="single" w:sz="4" w:color="D9D9D9"/>
               <w:right w:val="single" w:sz="4" w:color="D9D9D9"/>
             </w:tcBorders>
+            <w:shd w:fill="FFFFFF"/>
             <w:tcMar>
               <w:top w:w="85" w:type="dxa"/>
               <w:bottom w:w="85" w:type="dxa"/>
@@ -2958,13 +2958,13 @@
         <w:tc>
           <w:tcPr>
             <w:tcW w:type="dxa" w:w="1320"/>
-            <w:shd w:fill="FFFFFF"/>
             <w:tcBorders>
               <w:top w:val="single" w:sz="4" w:color="D9D9D9"/>
               <w:bottom w:val="single" w:sz="4" w:color="D9D9D9"/>
               <w:left w:val="single" w:sz="4" w:color="D9D9D9"/>
               <w:right w:val="single" w:sz="4" w:color="D9D9D9"/>
             </w:tcBorders>
+            <w:shd w:fill="FFFFFF"/>
             <w:tcMar>
               <w:top w:w="85" w:type="dxa"/>
               <w:bottom w:w="85" w:type="dxa"/>
@@ -2988,13 +2988,13 @@
         <w:tc>
           <w:tcPr>
             <w:tcW w:type="dxa" w:w="1320"/>
-            <w:shd w:fill="FFFFFF"/>
             <w:tcBorders>
               <w:top w:val="single" w:sz="4" w:color="D9D9D9"/>
               <w:bottom w:val="single" w:sz="4" w:color="D9D9D9"/>
               <w:left w:val="single" w:sz="4" w:color="D9D9D9"/>
               <w:right w:val="single" w:sz="4" w:color="D9D9D9"/>
             </w:tcBorders>
+            <w:shd w:fill="FFFFFF"/>
             <w:tcMar>
               <w:top w:w="85" w:type="dxa"/>
               <w:bottom w:w="85" w:type="dxa"/>
@@ -3018,13 +3018,13 @@
         <w:tc>
           <w:tcPr>
             <w:tcW w:type="dxa" w:w="1320"/>
-            <w:shd w:fill="FFFFFF"/>
             <w:tcBorders>
               <w:top w:val="single" w:sz="4" w:color="D9D9D9"/>
               <w:bottom w:val="single" w:sz="4" w:color="D9D9D9"/>
               <w:left w:val="single" w:sz="4" w:color="D9D9D9"/>
               <w:right w:val="single" w:sz="4" w:color="D9D9D9"/>
             </w:tcBorders>
+            <w:shd w:fill="FFFFFF"/>
             <w:tcMar>
               <w:top w:w="85" w:type="dxa"/>
               <w:bottom w:w="85" w:type="dxa"/>
@@ -3050,13 +3050,13 @@
         <w:tc>
           <w:tcPr>
             <w:tcW w:type="dxa" w:w="2233"/>
-            <w:shd w:fill="F1F5F7"/>
             <w:tcBorders>
               <w:top w:val="single" w:sz="4" w:color="D9D9D9"/>
               <w:bottom w:val="single" w:sz="4" w:color="D9D9D9"/>
               <w:left w:val="single" w:sz="4" w:color="D9D9D9"/>
               <w:right w:val="single" w:sz="4" w:color="D9D9D9"/>
             </w:tcBorders>
+            <w:shd w:fill="F1F5F7"/>
             <w:tcMar>
               <w:top w:w="85" w:type="dxa"/>
               <w:bottom w:w="85" w:type="dxa"/>
@@ -3081,13 +3081,13 @@
         <w:tc>
           <w:tcPr>
             <w:tcW w:type="dxa" w:w="1320"/>
-            <w:shd w:fill="F1F5F7"/>
             <w:tcBorders>
               <w:top w:val="single" w:sz="4" w:color="D9D9D9"/>
               <w:bottom w:val="single" w:sz="4" w:color="D9D9D9"/>
               <w:left w:val="single" w:sz="4" w:color="D9D9D9"/>
               <w:right w:val="single" w:sz="4" w:color="D9D9D9"/>
             </w:tcBorders>
+            <w:shd w:fill="F1F5F7"/>
             <w:tcMar>
               <w:top w:w="85" w:type="dxa"/>
               <w:bottom w:w="85" w:type="dxa"/>
@@ -3112,13 +3112,13 @@
         <w:tc>
           <w:tcPr>
             <w:tcW w:type="dxa" w:w="1320"/>
-            <w:shd w:fill="F1F5F7"/>
             <w:tcBorders>
               <w:top w:val="single" w:sz="4" w:color="D9D9D9"/>
               <w:bottom w:val="single" w:sz="4" w:color="D9D9D9"/>
               <w:left w:val="single" w:sz="4" w:color="D9D9D9"/>
               <w:right w:val="single" w:sz="4" w:color="D9D9D9"/>
             </w:tcBorders>
+            <w:shd w:fill="F1F5F7"/>
             <w:tcMar>
               <w:top w:w="85" w:type="dxa"/>
               <w:bottom w:w="85" w:type="dxa"/>
@@ -3142,13 +3142,13 @@
         <w:tc>
           <w:tcPr>
             <w:tcW w:type="dxa" w:w="1320"/>
-            <w:shd w:fill="F1F5F7"/>
             <w:tcBorders>
               <w:top w:val="single" w:sz="4" w:color="D9D9D9"/>
               <w:bottom w:val="single" w:sz="4" w:color="D9D9D9"/>
               <w:left w:val="single" w:sz="4" w:color="D9D9D9"/>
               <w:right w:val="single" w:sz="4" w:color="D9D9D9"/>
             </w:tcBorders>
+            <w:shd w:fill="F1F5F7"/>
             <w:tcMar>
               <w:top w:w="85" w:type="dxa"/>
               <w:bottom w:w="85" w:type="dxa"/>
@@ -3172,13 +3172,13 @@
         <w:tc>
           <w:tcPr>
             <w:tcW w:type="dxa" w:w="1320"/>
-            <w:shd w:fill="F1F5F7"/>
             <w:tcBorders>
               <w:top w:val="single" w:sz="4" w:color="D9D9D9"/>
               <w:bottom w:val="single" w:sz="4" w:color="D9D9D9"/>
               <w:left w:val="single" w:sz="4" w:color="D9D9D9"/>
               <w:right w:val="single" w:sz="4" w:color="D9D9D9"/>
             </w:tcBorders>
+            <w:shd w:fill="F1F5F7"/>
             <w:tcMar>
               <w:top w:w="85" w:type="dxa"/>
               <w:bottom w:w="85" w:type="dxa"/>
@@ -3202,13 +3202,13 @@
         <w:tc>
           <w:tcPr>
             <w:tcW w:type="dxa" w:w="1320"/>
-            <w:shd w:fill="F1F5F7"/>
             <w:tcBorders>
               <w:top w:val="single" w:sz="4" w:color="D9D9D9"/>
               <w:bottom w:val="single" w:sz="4" w:color="D9D9D9"/>
               <w:left w:val="single" w:sz="4" w:color="D9D9D9"/>
               <w:right w:val="single" w:sz="4" w:color="D9D9D9"/>
             </w:tcBorders>
+            <w:shd w:fill="F1F5F7"/>
             <w:tcMar>
               <w:top w:w="85" w:type="dxa"/>
               <w:bottom w:w="85" w:type="dxa"/>
@@ -3232,13 +3232,13 @@
         <w:tc>
           <w:tcPr>
             <w:tcW w:type="dxa" w:w="1320"/>
-            <w:shd w:fill="F1F5F7"/>
             <w:tcBorders>
               <w:top w:val="single" w:sz="4" w:color="D9D9D9"/>
               <w:bottom w:val="single" w:sz="4" w:color="D9D9D9"/>
               <w:left w:val="single" w:sz="4" w:color="D9D9D9"/>
               <w:right w:val="single" w:sz="4" w:color="D9D9D9"/>
             </w:tcBorders>
+            <w:shd w:fill="F1F5F7"/>
             <w:tcMar>
               <w:top w:w="85" w:type="dxa"/>
               <w:bottom w:w="85" w:type="dxa"/>
@@ -3476,13 +3476,13 @@
         <w:tc>
           <w:tcPr>
             <w:tcW w:type="dxa" w:w="2233"/>
-            <w:shd w:fill="142D40"/>
             <w:tcBorders>
               <w:top w:val="single" w:sz="4" w:color="D9D9D9"/>
               <w:bottom w:val="single" w:sz="4" w:color="D9D9D9"/>
               <w:left w:val="single" w:sz="4" w:color="D9D9D9"/>
               <w:right w:val="single" w:sz="4" w:color="D9D9D9"/>
             </w:tcBorders>
+            <w:shd w:fill="142D40"/>
             <w:tcMar>
               <w:top w:w="85" w:type="dxa"/>
               <w:bottom w:w="85" w:type="dxa"/>
@@ -3507,13 +3507,13 @@
         <w:tc>
           <w:tcPr>
             <w:tcW w:type="dxa" w:w="1320"/>
-            <w:shd w:fill="142D40"/>
             <w:tcBorders>
               <w:top w:val="single" w:sz="4" w:color="D9D9D9"/>
               <w:bottom w:val="single" w:sz="4" w:color="D9D9D9"/>
               <w:left w:val="single" w:sz="4" w:color="D9D9D9"/>
               <w:right w:val="single" w:sz="4" w:color="D9D9D9"/>
             </w:tcBorders>
+            <w:shd w:fill="142D40"/>
             <w:tcMar>
               <w:top w:w="85" w:type="dxa"/>
               <w:bottom w:w="85" w:type="dxa"/>
@@ -3538,13 +3538,13 @@
         <w:tc>
           <w:tcPr>
             <w:tcW w:type="dxa" w:w="1320"/>
-            <w:shd w:fill="142D40"/>
             <w:tcBorders>
               <w:top w:val="single" w:sz="4" w:color="D9D9D9"/>
               <w:bottom w:val="single" w:sz="4" w:color="D9D9D9"/>
               <w:left w:val="single" w:sz="4" w:color="D9D9D9"/>
               <w:right w:val="single" w:sz="4" w:color="D9D9D9"/>
             </w:tcBorders>
+            <w:shd w:fill="142D40"/>
             <w:tcMar>
               <w:top w:w="85" w:type="dxa"/>
               <w:bottom w:w="85" w:type="dxa"/>
@@ -3569,13 +3569,13 @@
         <w:tc>
           <w:tcPr>
             <w:tcW w:type="dxa" w:w="1320"/>
-            <w:shd w:fill="142D40"/>
             <w:tcBorders>
               <w:top w:val="single" w:sz="4" w:color="D9D9D9"/>
               <w:bottom w:val="single" w:sz="4" w:color="D9D9D9"/>
               <w:left w:val="single" w:sz="4" w:color="D9D9D9"/>
               <w:right w:val="single" w:sz="4" w:color="D9D9D9"/>
             </w:tcBorders>
+            <w:shd w:fill="142D40"/>
             <w:tcMar>
               <w:top w:w="85" w:type="dxa"/>
               <w:bottom w:w="85" w:type="dxa"/>
@@ -3600,13 +3600,13 @@
         <w:tc>
           <w:tcPr>
             <w:tcW w:type="dxa" w:w="1320"/>
-            <w:shd w:fill="142D40"/>
             <w:tcBorders>
               <w:top w:val="single" w:sz="4" w:color="D9D9D9"/>
               <w:bottom w:val="single" w:sz="4" w:color="D9D9D9"/>
               <w:left w:val="single" w:sz="4" w:color="D9D9D9"/>
               <w:right w:val="single" w:sz="4" w:color="D9D9D9"/>
             </w:tcBorders>
+            <w:shd w:fill="142D40"/>
             <w:tcMar>
               <w:top w:w="85" w:type="dxa"/>
               <w:bottom w:w="85" w:type="dxa"/>
@@ -3631,13 +3631,13 @@
         <w:tc>
           <w:tcPr>
             <w:tcW w:type="dxa" w:w="1320"/>
-            <w:shd w:fill="142D40"/>
             <w:tcBorders>
               <w:top w:val="single" w:sz="4" w:color="D9D9D9"/>
               <w:bottom w:val="single" w:sz="4" w:color="D9D9D9"/>
               <w:left w:val="single" w:sz="4" w:color="D9D9D9"/>
               <w:right w:val="single" w:sz="4" w:color="D9D9D9"/>
             </w:tcBorders>
+            <w:shd w:fill="142D40"/>
             <w:tcMar>
               <w:top w:w="85" w:type="dxa"/>
               <w:bottom w:w="85" w:type="dxa"/>
@@ -3662,13 +3662,13 @@
         <w:tc>
           <w:tcPr>
             <w:tcW w:type="dxa" w:w="1320"/>
-            <w:shd w:fill="142D40"/>
             <w:tcBorders>
               <w:top w:val="single" w:sz="4" w:color="D9D9D9"/>
               <w:bottom w:val="single" w:sz="4" w:color="D9D9D9"/>
               <w:left w:val="single" w:sz="4" w:color="D9D9D9"/>
               <w:right w:val="single" w:sz="4" w:color="D9D9D9"/>
             </w:tcBorders>
+            <w:shd w:fill="142D40"/>
             <w:tcMar>
               <w:top w:w="85" w:type="dxa"/>
               <w:bottom w:w="85" w:type="dxa"/>
@@ -3695,13 +3695,13 @@
         <w:tc>
           <w:tcPr>
             <w:tcW w:type="dxa" w:w="2233"/>
-            <w:shd w:fill="FFFFFF"/>
             <w:tcBorders>
               <w:top w:val="single" w:sz="4" w:color="D9D9D9"/>
               <w:bottom w:val="single" w:sz="4" w:color="D9D9D9"/>
               <w:left w:val="single" w:sz="4" w:color="D9D9D9"/>
               <w:right w:val="single" w:sz="4" w:color="D9D9D9"/>
             </w:tcBorders>
+            <w:shd w:fill="FFFFFF"/>
             <w:tcMar>
               <w:top w:w="85" w:type="dxa"/>
               <w:bottom w:w="85" w:type="dxa"/>
@@ -3726,13 +3726,13 @@
         <w:tc>
           <w:tcPr>
             <w:tcW w:type="dxa" w:w="1320"/>
-            <w:shd w:fill="FFFFFF"/>
             <w:tcBorders>
               <w:top w:val="single" w:sz="4" w:color="D9D9D9"/>
               <w:bottom w:val="single" w:sz="4" w:color="D9D9D9"/>
               <w:left w:val="single" w:sz="4" w:color="D9D9D9"/>
               <w:right w:val="single" w:sz="4" w:color="D9D9D9"/>
             </w:tcBorders>
+            <w:shd w:fill="FFFFFF"/>
             <w:tcMar>
               <w:top w:w="85" w:type="dxa"/>
               <w:bottom w:w="85" w:type="dxa"/>
@@ -3757,13 +3757,13 @@
         <w:tc>
           <w:tcPr>
             <w:tcW w:type="dxa" w:w="1320"/>
-            <w:shd w:fill="FFFFFF"/>
             <w:tcBorders>
               <w:top w:val="single" w:sz="4" w:color="D9D9D9"/>
               <w:bottom w:val="single" w:sz="4" w:color="D9D9D9"/>
               <w:left w:val="single" w:sz="4" w:color="D9D9D9"/>
               <w:right w:val="single" w:sz="4" w:color="D9D9D9"/>
             </w:tcBorders>
+            <w:shd w:fill="FFFFFF"/>
             <w:tcMar>
               <w:top w:w="85" w:type="dxa"/>
               <w:bottom w:w="85" w:type="dxa"/>
@@ -3787,13 +3787,13 @@
         <w:tc>
           <w:tcPr>
             <w:tcW w:type="dxa" w:w="1320"/>
-            <w:shd w:fill="FFFFFF"/>
             <w:tcBorders>
               <w:top w:val="single" w:sz="4" w:color="D9D9D9"/>
               <w:bottom w:val="single" w:sz="4" w:color="D9D9D9"/>
               <w:left w:val="single" w:sz="4" w:color="D9D9D9"/>
               <w:right w:val="single" w:sz="4" w:color="D9D9D9"/>
             </w:tcBorders>
+            <w:shd w:fill="FFFFFF"/>
             <w:tcMar>
               <w:top w:w="85" w:type="dxa"/>
               <w:bottom w:w="85" w:type="dxa"/>
@@ -3817,13 +3817,13 @@
         <w:tc>
           <w:tcPr>
             <w:tcW w:type="dxa" w:w="1320"/>
-            <w:shd w:fill="FFFFFF"/>
             <w:tcBorders>
               <w:top w:val="single" w:sz="4" w:color="D9D9D9"/>
               <w:bottom w:val="single" w:sz="4" w:color="D9D9D9"/>
               <w:left w:val="single" w:sz="4" w:color="D9D9D9"/>
               <w:right w:val="single" w:sz="4" w:color="D9D9D9"/>
             </w:tcBorders>
+            <w:shd w:fill="FFFFFF"/>
             <w:tcMar>
               <w:top w:w="85" w:type="dxa"/>
               <w:bottom w:w="85" w:type="dxa"/>
@@ -3847,13 +3847,13 @@
         <w:tc>
           <w:tcPr>
             <w:tcW w:type="dxa" w:w="1320"/>
-            <w:shd w:fill="FFFFFF"/>
             <w:tcBorders>
               <w:top w:val="single" w:sz="4" w:color="D9D9D9"/>
               <w:bottom w:val="single" w:sz="4" w:color="D9D9D9"/>
               <w:left w:val="single" w:sz="4" w:color="D9D9D9"/>
               <w:right w:val="single" w:sz="4" w:color="D9D9D9"/>
             </w:tcBorders>
+            <w:shd w:fill="FFFFFF"/>
             <w:tcMar>
               <w:top w:w="85" w:type="dxa"/>
               <w:bottom w:w="85" w:type="dxa"/>
@@ -3877,13 +3877,13 @@
         <w:tc>
           <w:tcPr>
             <w:tcW w:type="dxa" w:w="1320"/>
-            <w:shd w:fill="FFFFFF"/>
             <w:tcBorders>
               <w:top w:val="single" w:sz="4" w:color="D9D9D9"/>
               <w:bottom w:val="single" w:sz="4" w:color="D9D9D9"/>
               <w:left w:val="single" w:sz="4" w:color="D9D9D9"/>
               <w:right w:val="single" w:sz="4" w:color="D9D9D9"/>
             </w:tcBorders>
+            <w:shd w:fill="FFFFFF"/>
             <w:tcMar>
               <w:top w:w="85" w:type="dxa"/>
               <w:bottom w:w="85" w:type="dxa"/>

--- a/resources/igcse-business-cash-flow-smoothie-truck/IGCSE-Business-Cash-Flow-Smoothie-Truck-Student.docx
+++ b/resources/igcse-business-cash-flow-smoothie-truck/IGCSE-Business-Cash-Flow-Smoothie-Truck-Student.docx
@@ -49,15 +49,15 @@
             <w:tcW w:type="dxa" w:w="3655"/>
             <w:tcBorders>
               <w:top w:val="single" w:sz="4" w:color="D9D9D9"/>
+              <w:left w:val="single" w:sz="4" w:color="D9D9D9"/>
               <w:bottom w:val="single" w:sz="4" w:color="D9D9D9"/>
-              <w:left w:val="single" w:sz="4" w:color="D9D9D9"/>
               <w:right w:val="single" w:sz="4" w:color="D9D9D9"/>
             </w:tcBorders>
             <w:shd w:fill="142D40"/>
             <w:tcMar>
               <w:top w:w="85" w:type="dxa"/>
+              <w:left w:w="85" w:type="dxa"/>
               <w:bottom w:w="85" w:type="dxa"/>
-              <w:left w:w="85" w:type="dxa"/>
               <w:right w:w="85" w:type="dxa"/>
             </w:tcMar>
           </w:tcPr>
@@ -80,15 +80,15 @@
             <w:tcW w:type="dxa" w:w="6497"/>
             <w:tcBorders>
               <w:top w:val="single" w:sz="4" w:color="D9D9D9"/>
+              <w:left w:val="single" w:sz="4" w:color="D9D9D9"/>
               <w:bottom w:val="single" w:sz="4" w:color="D9D9D9"/>
-              <w:left w:val="single" w:sz="4" w:color="D9D9D9"/>
               <w:right w:val="single" w:sz="4" w:color="D9D9D9"/>
             </w:tcBorders>
             <w:shd w:fill="142D40"/>
             <w:tcMar>
               <w:top w:w="85" w:type="dxa"/>
+              <w:left w:w="85" w:type="dxa"/>
               <w:bottom w:w="85" w:type="dxa"/>
-              <w:left w:w="85" w:type="dxa"/>
               <w:right w:w="85" w:type="dxa"/>
             </w:tcMar>
           </w:tcPr>
@@ -113,15 +113,15 @@
             <w:tcW w:type="dxa" w:w="3655"/>
             <w:tcBorders>
               <w:top w:val="single" w:sz="4" w:color="D9D9D9"/>
+              <w:left w:val="single" w:sz="4" w:color="D9D9D9"/>
               <w:bottom w:val="single" w:sz="4" w:color="D9D9D9"/>
-              <w:left w:val="single" w:sz="4" w:color="D9D9D9"/>
               <w:right w:val="single" w:sz="4" w:color="D9D9D9"/>
             </w:tcBorders>
             <w:shd w:fill="FFFFFF"/>
             <w:tcMar>
               <w:top w:w="85" w:type="dxa"/>
+              <w:left w:w="85" w:type="dxa"/>
               <w:bottom w:w="85" w:type="dxa"/>
-              <w:left w:w="85" w:type="dxa"/>
               <w:right w:w="85" w:type="dxa"/>
             </w:tcMar>
           </w:tcPr>
@@ -144,15 +144,15 @@
             <w:tcW w:type="dxa" w:w="6497"/>
             <w:tcBorders>
               <w:top w:val="single" w:sz="4" w:color="D9D9D9"/>
+              <w:left w:val="single" w:sz="4" w:color="D9D9D9"/>
               <w:bottom w:val="single" w:sz="4" w:color="D9D9D9"/>
-              <w:left w:val="single" w:sz="4" w:color="D9D9D9"/>
               <w:right w:val="single" w:sz="4" w:color="D9D9D9"/>
             </w:tcBorders>
             <w:shd w:fill="FFFFFF"/>
             <w:tcMar>
               <w:top w:w="85" w:type="dxa"/>
+              <w:left w:w="85" w:type="dxa"/>
               <w:bottom w:w="85" w:type="dxa"/>
-              <w:left w:w="85" w:type="dxa"/>
               <w:right w:w="85" w:type="dxa"/>
             </w:tcMar>
           </w:tcPr>
@@ -177,15 +177,15 @@
             <w:tcW w:type="dxa" w:w="3655"/>
             <w:tcBorders>
               <w:top w:val="single" w:sz="4" w:color="D9D9D9"/>
+              <w:left w:val="single" w:sz="4" w:color="D9D9D9"/>
               <w:bottom w:val="single" w:sz="4" w:color="D9D9D9"/>
-              <w:left w:val="single" w:sz="4" w:color="D9D9D9"/>
               <w:right w:val="single" w:sz="4" w:color="D9D9D9"/>
             </w:tcBorders>
             <w:shd w:fill="F1F5F7"/>
             <w:tcMar>
               <w:top w:w="85" w:type="dxa"/>
+              <w:left w:w="85" w:type="dxa"/>
               <w:bottom w:w="85" w:type="dxa"/>
-              <w:left w:w="85" w:type="dxa"/>
               <w:right w:w="85" w:type="dxa"/>
             </w:tcMar>
           </w:tcPr>
@@ -208,15 +208,15 @@
             <w:tcW w:type="dxa" w:w="6497"/>
             <w:tcBorders>
               <w:top w:val="single" w:sz="4" w:color="D9D9D9"/>
+              <w:left w:val="single" w:sz="4" w:color="D9D9D9"/>
               <w:bottom w:val="single" w:sz="4" w:color="D9D9D9"/>
-              <w:left w:val="single" w:sz="4" w:color="D9D9D9"/>
               <w:right w:val="single" w:sz="4" w:color="D9D9D9"/>
             </w:tcBorders>
             <w:shd w:fill="F1F5F7"/>
             <w:tcMar>
               <w:top w:w="85" w:type="dxa"/>
+              <w:left w:w="85" w:type="dxa"/>
               <w:bottom w:w="85" w:type="dxa"/>
-              <w:left w:w="85" w:type="dxa"/>
               <w:right w:w="85" w:type="dxa"/>
             </w:tcMar>
           </w:tcPr>
@@ -241,15 +241,15 @@
             <w:tcW w:type="dxa" w:w="3655"/>
             <w:tcBorders>
               <w:top w:val="single" w:sz="4" w:color="D9D9D9"/>
+              <w:left w:val="single" w:sz="4" w:color="D9D9D9"/>
               <w:bottom w:val="single" w:sz="4" w:color="D9D9D9"/>
-              <w:left w:val="single" w:sz="4" w:color="D9D9D9"/>
               <w:right w:val="single" w:sz="4" w:color="D9D9D9"/>
             </w:tcBorders>
             <w:shd w:fill="FFFFFF"/>
             <w:tcMar>
               <w:top w:w="85" w:type="dxa"/>
+              <w:left w:w="85" w:type="dxa"/>
               <w:bottom w:w="85" w:type="dxa"/>
-              <w:left w:w="85" w:type="dxa"/>
               <w:right w:w="85" w:type="dxa"/>
             </w:tcMar>
           </w:tcPr>
@@ -272,15 +272,15 @@
             <w:tcW w:type="dxa" w:w="6497"/>
             <w:tcBorders>
               <w:top w:val="single" w:sz="4" w:color="D9D9D9"/>
+              <w:left w:val="single" w:sz="4" w:color="D9D9D9"/>
               <w:bottom w:val="single" w:sz="4" w:color="D9D9D9"/>
-              <w:left w:val="single" w:sz="4" w:color="D9D9D9"/>
               <w:right w:val="single" w:sz="4" w:color="D9D9D9"/>
             </w:tcBorders>
             <w:shd w:fill="FFFFFF"/>
             <w:tcMar>
               <w:top w:w="85" w:type="dxa"/>
+              <w:left w:w="85" w:type="dxa"/>
               <w:bottom w:w="85" w:type="dxa"/>
-              <w:left w:w="85" w:type="dxa"/>
               <w:right w:w="85" w:type="dxa"/>
             </w:tcMar>
           </w:tcPr>
@@ -305,15 +305,15 @@
             <w:tcW w:type="dxa" w:w="3655"/>
             <w:tcBorders>
               <w:top w:val="single" w:sz="4" w:color="D9D9D9"/>
+              <w:left w:val="single" w:sz="4" w:color="D9D9D9"/>
               <w:bottom w:val="single" w:sz="4" w:color="D9D9D9"/>
-              <w:left w:val="single" w:sz="4" w:color="D9D9D9"/>
               <w:right w:val="single" w:sz="4" w:color="D9D9D9"/>
             </w:tcBorders>
             <w:shd w:fill="F1F5F7"/>
             <w:tcMar>
               <w:top w:w="85" w:type="dxa"/>
+              <w:left w:w="85" w:type="dxa"/>
               <w:bottom w:w="85" w:type="dxa"/>
-              <w:left w:w="85" w:type="dxa"/>
               <w:right w:w="85" w:type="dxa"/>
             </w:tcMar>
           </w:tcPr>
@@ -336,15 +336,15 @@
             <w:tcW w:type="dxa" w:w="6497"/>
             <w:tcBorders>
               <w:top w:val="single" w:sz="4" w:color="D9D9D9"/>
+              <w:left w:val="single" w:sz="4" w:color="D9D9D9"/>
               <w:bottom w:val="single" w:sz="4" w:color="D9D9D9"/>
-              <w:left w:val="single" w:sz="4" w:color="D9D9D9"/>
               <w:right w:val="single" w:sz="4" w:color="D9D9D9"/>
             </w:tcBorders>
             <w:shd w:fill="F1F5F7"/>
             <w:tcMar>
               <w:top w:w="85" w:type="dxa"/>
+              <w:left w:w="85" w:type="dxa"/>
               <w:bottom w:w="85" w:type="dxa"/>
-              <w:left w:w="85" w:type="dxa"/>
               <w:right w:w="85" w:type="dxa"/>
             </w:tcMar>
           </w:tcPr>
@@ -369,15 +369,15 @@
             <w:tcW w:type="dxa" w:w="3655"/>
             <w:tcBorders>
               <w:top w:val="single" w:sz="4" w:color="D9D9D9"/>
+              <w:left w:val="single" w:sz="4" w:color="D9D9D9"/>
               <w:bottom w:val="single" w:sz="4" w:color="D9D9D9"/>
-              <w:left w:val="single" w:sz="4" w:color="D9D9D9"/>
               <w:right w:val="single" w:sz="4" w:color="D9D9D9"/>
             </w:tcBorders>
             <w:shd w:fill="FFFFFF"/>
             <w:tcMar>
               <w:top w:w="85" w:type="dxa"/>
+              <w:left w:w="85" w:type="dxa"/>
               <w:bottom w:w="85" w:type="dxa"/>
-              <w:left w:w="85" w:type="dxa"/>
               <w:right w:w="85" w:type="dxa"/>
             </w:tcMar>
           </w:tcPr>
@@ -400,15 +400,15 @@
             <w:tcW w:type="dxa" w:w="6497"/>
             <w:tcBorders>
               <w:top w:val="single" w:sz="4" w:color="D9D9D9"/>
+              <w:left w:val="single" w:sz="4" w:color="D9D9D9"/>
               <w:bottom w:val="single" w:sz="4" w:color="D9D9D9"/>
-              <w:left w:val="single" w:sz="4" w:color="D9D9D9"/>
               <w:right w:val="single" w:sz="4" w:color="D9D9D9"/>
             </w:tcBorders>
             <w:shd w:fill="FFFFFF"/>
             <w:tcMar>
               <w:top w:w="85" w:type="dxa"/>
+              <w:left w:w="85" w:type="dxa"/>
               <w:bottom w:w="85" w:type="dxa"/>
-              <w:left w:w="85" w:type="dxa"/>
               <w:right w:w="85" w:type="dxa"/>
             </w:tcMar>
           </w:tcPr>
@@ -433,15 +433,15 @@
             <w:tcW w:type="dxa" w:w="3655"/>
             <w:tcBorders>
               <w:top w:val="single" w:sz="4" w:color="D9D9D9"/>
+              <w:left w:val="single" w:sz="4" w:color="D9D9D9"/>
               <w:bottom w:val="single" w:sz="4" w:color="D9D9D9"/>
-              <w:left w:val="single" w:sz="4" w:color="D9D9D9"/>
               <w:right w:val="single" w:sz="4" w:color="D9D9D9"/>
             </w:tcBorders>
             <w:shd w:fill="F1F5F7"/>
             <w:tcMar>
               <w:top w:w="85" w:type="dxa"/>
+              <w:left w:w="85" w:type="dxa"/>
               <w:bottom w:w="85" w:type="dxa"/>
-              <w:left w:w="85" w:type="dxa"/>
               <w:right w:w="85" w:type="dxa"/>
             </w:tcMar>
           </w:tcPr>
@@ -464,15 +464,15 @@
             <w:tcW w:type="dxa" w:w="6497"/>
             <w:tcBorders>
               <w:top w:val="single" w:sz="4" w:color="D9D9D9"/>
+              <w:left w:val="single" w:sz="4" w:color="D9D9D9"/>
               <w:bottom w:val="single" w:sz="4" w:color="D9D9D9"/>
-              <w:left w:val="single" w:sz="4" w:color="D9D9D9"/>
               <w:right w:val="single" w:sz="4" w:color="D9D9D9"/>
             </w:tcBorders>
             <w:shd w:fill="F1F5F7"/>
             <w:tcMar>
               <w:top w:w="85" w:type="dxa"/>
+              <w:left w:w="85" w:type="dxa"/>
               <w:bottom w:w="85" w:type="dxa"/>
-              <w:left w:w="85" w:type="dxa"/>
               <w:right w:w="85" w:type="dxa"/>
             </w:tcMar>
           </w:tcPr>
@@ -497,15 +497,15 @@
             <w:tcW w:type="dxa" w:w="3655"/>
             <w:tcBorders>
               <w:top w:val="single" w:sz="4" w:color="D9D9D9"/>
+              <w:left w:val="single" w:sz="4" w:color="D9D9D9"/>
               <w:bottom w:val="single" w:sz="4" w:color="D9D9D9"/>
-              <w:left w:val="single" w:sz="4" w:color="D9D9D9"/>
               <w:right w:val="single" w:sz="4" w:color="D9D9D9"/>
             </w:tcBorders>
             <w:shd w:fill="FFFFFF"/>
             <w:tcMar>
               <w:top w:w="85" w:type="dxa"/>
+              <w:left w:w="85" w:type="dxa"/>
               <w:bottom w:w="85" w:type="dxa"/>
-              <w:left w:w="85" w:type="dxa"/>
               <w:right w:w="85" w:type="dxa"/>
             </w:tcMar>
           </w:tcPr>
@@ -528,15 +528,15 @@
             <w:tcW w:type="dxa" w:w="6497"/>
             <w:tcBorders>
               <w:top w:val="single" w:sz="4" w:color="D9D9D9"/>
+              <w:left w:val="single" w:sz="4" w:color="D9D9D9"/>
               <w:bottom w:val="single" w:sz="4" w:color="D9D9D9"/>
-              <w:left w:val="single" w:sz="4" w:color="D9D9D9"/>
               <w:right w:val="single" w:sz="4" w:color="D9D9D9"/>
             </w:tcBorders>
             <w:shd w:fill="FFFFFF"/>
             <w:tcMar>
               <w:top w:w="85" w:type="dxa"/>
+              <w:left w:w="85" w:type="dxa"/>
               <w:bottom w:w="85" w:type="dxa"/>
-              <w:left w:w="85" w:type="dxa"/>
               <w:right w:w="85" w:type="dxa"/>
             </w:tcMar>
           </w:tcPr>
@@ -590,15 +590,15 @@
             <w:tcW w:type="dxa" w:w="7106"/>
             <w:tcBorders>
               <w:top w:val="single" w:sz="4" w:color="D9D9D9"/>
+              <w:left w:val="single" w:sz="4" w:color="D9D9D9"/>
               <w:bottom w:val="single" w:sz="4" w:color="D9D9D9"/>
-              <w:left w:val="single" w:sz="4" w:color="D9D9D9"/>
               <w:right w:val="single" w:sz="4" w:color="D9D9D9"/>
             </w:tcBorders>
             <w:shd w:fill="142D40"/>
             <w:tcMar>
               <w:top w:w="85" w:type="dxa"/>
+              <w:left w:w="85" w:type="dxa"/>
               <w:bottom w:w="85" w:type="dxa"/>
-              <w:left w:w="85" w:type="dxa"/>
               <w:right w:w="85" w:type="dxa"/>
             </w:tcMar>
           </w:tcPr>
@@ -621,15 +621,15 @@
             <w:tcW w:type="dxa" w:w="3046"/>
             <w:tcBorders>
               <w:top w:val="single" w:sz="4" w:color="D9D9D9"/>
+              <w:left w:val="single" w:sz="4" w:color="D9D9D9"/>
               <w:bottom w:val="single" w:sz="4" w:color="D9D9D9"/>
-              <w:left w:val="single" w:sz="4" w:color="D9D9D9"/>
               <w:right w:val="single" w:sz="4" w:color="D9D9D9"/>
             </w:tcBorders>
             <w:shd w:fill="142D40"/>
             <w:tcMar>
               <w:top w:w="85" w:type="dxa"/>
+              <w:left w:w="85" w:type="dxa"/>
               <w:bottom w:w="85" w:type="dxa"/>
-              <w:left w:w="85" w:type="dxa"/>
               <w:right w:w="85" w:type="dxa"/>
             </w:tcMar>
           </w:tcPr>
@@ -654,15 +654,15 @@
             <w:tcW w:type="dxa" w:w="7106"/>
             <w:tcBorders>
               <w:top w:val="single" w:sz="4" w:color="D9D9D9"/>
+              <w:left w:val="single" w:sz="4" w:color="D9D9D9"/>
               <w:bottom w:val="single" w:sz="4" w:color="D9D9D9"/>
-              <w:left w:val="single" w:sz="4" w:color="D9D9D9"/>
               <w:right w:val="single" w:sz="4" w:color="D9D9D9"/>
             </w:tcBorders>
             <w:shd w:fill="FFFFFF"/>
             <w:tcMar>
               <w:top w:w="85" w:type="dxa"/>
+              <w:left w:w="85" w:type="dxa"/>
               <w:bottom w:w="85" w:type="dxa"/>
-              <w:left w:w="85" w:type="dxa"/>
               <w:right w:w="85" w:type="dxa"/>
             </w:tcMar>
           </w:tcPr>
@@ -685,15 +685,15 @@
             <w:tcW w:type="dxa" w:w="3046"/>
             <w:tcBorders>
               <w:top w:val="single" w:sz="4" w:color="D9D9D9"/>
+              <w:left w:val="single" w:sz="4" w:color="D9D9D9"/>
               <w:bottom w:val="single" w:sz="4" w:color="D9D9D9"/>
-              <w:left w:val="single" w:sz="4" w:color="D9D9D9"/>
               <w:right w:val="single" w:sz="4" w:color="D9D9D9"/>
             </w:tcBorders>
             <w:shd w:fill="FFFFFF"/>
             <w:tcMar>
               <w:top w:w="85" w:type="dxa"/>
+              <w:left w:w="85" w:type="dxa"/>
               <w:bottom w:w="85" w:type="dxa"/>
-              <w:left w:w="85" w:type="dxa"/>
               <w:right w:w="85" w:type="dxa"/>
             </w:tcMar>
           </w:tcPr>
@@ -717,15 +717,15 @@
             <w:tcW w:type="dxa" w:w="7106"/>
             <w:tcBorders>
               <w:top w:val="single" w:sz="4" w:color="D9D9D9"/>
+              <w:left w:val="single" w:sz="4" w:color="D9D9D9"/>
               <w:bottom w:val="single" w:sz="4" w:color="D9D9D9"/>
-              <w:left w:val="single" w:sz="4" w:color="D9D9D9"/>
               <w:right w:val="single" w:sz="4" w:color="D9D9D9"/>
             </w:tcBorders>
             <w:shd w:fill="F1F5F7"/>
             <w:tcMar>
               <w:top w:w="85" w:type="dxa"/>
+              <w:left w:w="85" w:type="dxa"/>
               <w:bottom w:w="85" w:type="dxa"/>
-              <w:left w:w="85" w:type="dxa"/>
               <w:right w:w="85" w:type="dxa"/>
             </w:tcMar>
           </w:tcPr>
@@ -748,15 +748,15 @@
             <w:tcW w:type="dxa" w:w="3046"/>
             <w:tcBorders>
               <w:top w:val="single" w:sz="4" w:color="D9D9D9"/>
+              <w:left w:val="single" w:sz="4" w:color="D9D9D9"/>
               <w:bottom w:val="single" w:sz="4" w:color="D9D9D9"/>
-              <w:left w:val="single" w:sz="4" w:color="D9D9D9"/>
               <w:right w:val="single" w:sz="4" w:color="D9D9D9"/>
             </w:tcBorders>
             <w:shd w:fill="F1F5F7"/>
             <w:tcMar>
               <w:top w:w="85" w:type="dxa"/>
+              <w:left w:w="85" w:type="dxa"/>
               <w:bottom w:w="85" w:type="dxa"/>
-              <w:left w:w="85" w:type="dxa"/>
               <w:right w:w="85" w:type="dxa"/>
             </w:tcMar>
           </w:tcPr>
@@ -780,15 +780,15 @@
             <w:tcW w:type="dxa" w:w="7106"/>
             <w:tcBorders>
               <w:top w:val="single" w:sz="4" w:color="D9D9D9"/>
+              <w:left w:val="single" w:sz="4" w:color="D9D9D9"/>
               <w:bottom w:val="single" w:sz="4" w:color="D9D9D9"/>
-              <w:left w:val="single" w:sz="4" w:color="D9D9D9"/>
               <w:right w:val="single" w:sz="4" w:color="D9D9D9"/>
             </w:tcBorders>
             <w:shd w:fill="FFFFFF"/>
             <w:tcMar>
               <w:top w:w="85" w:type="dxa"/>
+              <w:left w:w="85" w:type="dxa"/>
               <w:bottom w:w="85" w:type="dxa"/>
-              <w:left w:w="85" w:type="dxa"/>
               <w:right w:w="85" w:type="dxa"/>
             </w:tcMar>
           </w:tcPr>
@@ -811,15 +811,15 @@
             <w:tcW w:type="dxa" w:w="3046"/>
             <w:tcBorders>
               <w:top w:val="single" w:sz="4" w:color="D9D9D9"/>
+              <w:left w:val="single" w:sz="4" w:color="D9D9D9"/>
               <w:bottom w:val="single" w:sz="4" w:color="D9D9D9"/>
-              <w:left w:val="single" w:sz="4" w:color="D9D9D9"/>
               <w:right w:val="single" w:sz="4" w:color="D9D9D9"/>
             </w:tcBorders>
             <w:shd w:fill="FFFFFF"/>
             <w:tcMar>
               <w:top w:w="85" w:type="dxa"/>
+              <w:left w:w="85" w:type="dxa"/>
               <w:bottom w:w="85" w:type="dxa"/>
-              <w:left w:w="85" w:type="dxa"/>
               <w:right w:w="85" w:type="dxa"/>
             </w:tcMar>
           </w:tcPr>
@@ -882,15 +882,15 @@
             <w:tcW w:type="dxa" w:w="2233"/>
             <w:tcBorders>
               <w:top w:val="single" w:sz="4" w:color="D9D9D9"/>
+              <w:left w:val="single" w:sz="4" w:color="D9D9D9"/>
               <w:bottom w:val="single" w:sz="4" w:color="D9D9D9"/>
-              <w:left w:val="single" w:sz="4" w:color="D9D9D9"/>
               <w:right w:val="single" w:sz="4" w:color="D9D9D9"/>
             </w:tcBorders>
             <w:shd w:fill="142D40"/>
             <w:tcMar>
               <w:top w:w="85" w:type="dxa"/>
+              <w:left w:w="85" w:type="dxa"/>
               <w:bottom w:w="85" w:type="dxa"/>
-              <w:left w:w="85" w:type="dxa"/>
               <w:right w:w="85" w:type="dxa"/>
             </w:tcMar>
           </w:tcPr>
@@ -913,15 +913,15 @@
             <w:tcW w:type="dxa" w:w="1320"/>
             <w:tcBorders>
               <w:top w:val="single" w:sz="4" w:color="D9D9D9"/>
+              <w:left w:val="single" w:sz="4" w:color="D9D9D9"/>
               <w:bottom w:val="single" w:sz="4" w:color="D9D9D9"/>
-              <w:left w:val="single" w:sz="4" w:color="D9D9D9"/>
               <w:right w:val="single" w:sz="4" w:color="D9D9D9"/>
             </w:tcBorders>
             <w:shd w:fill="142D40"/>
             <w:tcMar>
               <w:top w:w="85" w:type="dxa"/>
+              <w:left w:w="85" w:type="dxa"/>
               <w:bottom w:w="85" w:type="dxa"/>
-              <w:left w:w="85" w:type="dxa"/>
               <w:right w:w="85" w:type="dxa"/>
             </w:tcMar>
           </w:tcPr>
@@ -944,15 +944,15 @@
             <w:tcW w:type="dxa" w:w="1320"/>
             <w:tcBorders>
               <w:top w:val="single" w:sz="4" w:color="D9D9D9"/>
+              <w:left w:val="single" w:sz="4" w:color="D9D9D9"/>
               <w:bottom w:val="single" w:sz="4" w:color="D9D9D9"/>
-              <w:left w:val="single" w:sz="4" w:color="D9D9D9"/>
               <w:right w:val="single" w:sz="4" w:color="D9D9D9"/>
             </w:tcBorders>
             <w:shd w:fill="142D40"/>
             <w:tcMar>
               <w:top w:w="85" w:type="dxa"/>
+              <w:left w:w="85" w:type="dxa"/>
               <w:bottom w:w="85" w:type="dxa"/>
-              <w:left w:w="85" w:type="dxa"/>
               <w:right w:w="85" w:type="dxa"/>
             </w:tcMar>
           </w:tcPr>
@@ -975,15 +975,15 @@
             <w:tcW w:type="dxa" w:w="1320"/>
             <w:tcBorders>
               <w:top w:val="single" w:sz="4" w:color="D9D9D9"/>
+              <w:left w:val="single" w:sz="4" w:color="D9D9D9"/>
               <w:bottom w:val="single" w:sz="4" w:color="D9D9D9"/>
-              <w:left w:val="single" w:sz="4" w:color="D9D9D9"/>
               <w:right w:val="single" w:sz="4" w:color="D9D9D9"/>
             </w:tcBorders>
             <w:shd w:fill="142D40"/>
             <w:tcMar>
               <w:top w:w="85" w:type="dxa"/>
+              <w:left w:w="85" w:type="dxa"/>
               <w:bottom w:w="85" w:type="dxa"/>
-              <w:left w:w="85" w:type="dxa"/>
               <w:right w:w="85" w:type="dxa"/>
             </w:tcMar>
           </w:tcPr>
@@ -1006,15 +1006,15 @@
             <w:tcW w:type="dxa" w:w="1320"/>
             <w:tcBorders>
               <w:top w:val="single" w:sz="4" w:color="D9D9D9"/>
+              <w:left w:val="single" w:sz="4" w:color="D9D9D9"/>
               <w:bottom w:val="single" w:sz="4" w:color="D9D9D9"/>
-              <w:left w:val="single" w:sz="4" w:color="D9D9D9"/>
               <w:right w:val="single" w:sz="4" w:color="D9D9D9"/>
             </w:tcBorders>
             <w:shd w:fill="142D40"/>
             <w:tcMar>
               <w:top w:w="85" w:type="dxa"/>
+              <w:left w:w="85" w:type="dxa"/>
               <w:bottom w:w="85" w:type="dxa"/>
-              <w:left w:w="85" w:type="dxa"/>
               <w:right w:w="85" w:type="dxa"/>
             </w:tcMar>
           </w:tcPr>
@@ -1037,15 +1037,15 @@
             <w:tcW w:type="dxa" w:w="1320"/>
             <w:tcBorders>
               <w:top w:val="single" w:sz="4" w:color="D9D9D9"/>
+              <w:left w:val="single" w:sz="4" w:color="D9D9D9"/>
               <w:bottom w:val="single" w:sz="4" w:color="D9D9D9"/>
-              <w:left w:val="single" w:sz="4" w:color="D9D9D9"/>
               <w:right w:val="single" w:sz="4" w:color="D9D9D9"/>
             </w:tcBorders>
             <w:shd w:fill="142D40"/>
             <w:tcMar>
               <w:top w:w="85" w:type="dxa"/>
+              <w:left w:w="85" w:type="dxa"/>
               <w:bottom w:w="85" w:type="dxa"/>
-              <w:left w:w="85" w:type="dxa"/>
               <w:right w:w="85" w:type="dxa"/>
             </w:tcMar>
           </w:tcPr>
@@ -1068,15 +1068,15 @@
             <w:tcW w:type="dxa" w:w="1320"/>
             <w:tcBorders>
               <w:top w:val="single" w:sz="4" w:color="D9D9D9"/>
+              <w:left w:val="single" w:sz="4" w:color="D9D9D9"/>
               <w:bottom w:val="single" w:sz="4" w:color="D9D9D9"/>
-              <w:left w:val="single" w:sz="4" w:color="D9D9D9"/>
               <w:right w:val="single" w:sz="4" w:color="D9D9D9"/>
             </w:tcBorders>
             <w:shd w:fill="142D40"/>
             <w:tcMar>
               <w:top w:w="85" w:type="dxa"/>
+              <w:left w:w="85" w:type="dxa"/>
               <w:bottom w:w="85" w:type="dxa"/>
-              <w:left w:w="85" w:type="dxa"/>
               <w:right w:w="85" w:type="dxa"/>
             </w:tcMar>
           </w:tcPr>
@@ -1101,15 +1101,15 @@
             <w:tcW w:type="dxa" w:w="2233"/>
             <w:tcBorders>
               <w:top w:val="single" w:sz="4" w:color="D9D9D9"/>
+              <w:left w:val="single" w:sz="4" w:color="D9D9D9"/>
               <w:bottom w:val="single" w:sz="4" w:color="D9D9D9"/>
-              <w:left w:val="single" w:sz="4" w:color="D9D9D9"/>
               <w:right w:val="single" w:sz="4" w:color="D9D9D9"/>
             </w:tcBorders>
             <w:shd w:fill="FFFFFF"/>
             <w:tcMar>
               <w:top w:w="85" w:type="dxa"/>
+              <w:left w:w="85" w:type="dxa"/>
               <w:bottom w:w="85" w:type="dxa"/>
-              <w:left w:w="85" w:type="dxa"/>
               <w:right w:w="85" w:type="dxa"/>
             </w:tcMar>
           </w:tcPr>
@@ -1132,15 +1132,15 @@
             <w:tcW w:type="dxa" w:w="1320"/>
             <w:tcBorders>
               <w:top w:val="single" w:sz="4" w:color="D9D9D9"/>
+              <w:left w:val="single" w:sz="4" w:color="D9D9D9"/>
               <w:bottom w:val="single" w:sz="4" w:color="D9D9D9"/>
-              <w:left w:val="single" w:sz="4" w:color="D9D9D9"/>
               <w:right w:val="single" w:sz="4" w:color="D9D9D9"/>
             </w:tcBorders>
             <w:shd w:fill="FFFFFF"/>
             <w:tcMar>
               <w:top w:w="85" w:type="dxa"/>
+              <w:left w:w="85" w:type="dxa"/>
               <w:bottom w:w="85" w:type="dxa"/>
-              <w:left w:w="85" w:type="dxa"/>
               <w:right w:w="85" w:type="dxa"/>
             </w:tcMar>
           </w:tcPr>
@@ -1163,15 +1163,15 @@
             <w:tcW w:type="dxa" w:w="1320"/>
             <w:tcBorders>
               <w:top w:val="single" w:sz="4" w:color="D9D9D9"/>
+              <w:left w:val="single" w:sz="4" w:color="D9D9D9"/>
               <w:bottom w:val="single" w:sz="4" w:color="D9D9D9"/>
-              <w:left w:val="single" w:sz="4" w:color="D9D9D9"/>
               <w:right w:val="single" w:sz="4" w:color="D9D9D9"/>
             </w:tcBorders>
             <w:shd w:fill="FFFFFF"/>
             <w:tcMar>
               <w:top w:w="85" w:type="dxa"/>
+              <w:left w:w="85" w:type="dxa"/>
               <w:bottom w:w="85" w:type="dxa"/>
-              <w:left w:w="85" w:type="dxa"/>
               <w:right w:w="85" w:type="dxa"/>
             </w:tcMar>
           </w:tcPr>
@@ -1194,15 +1194,15 @@
             <w:tcW w:type="dxa" w:w="1320"/>
             <w:tcBorders>
               <w:top w:val="single" w:sz="4" w:color="D9D9D9"/>
+              <w:left w:val="single" w:sz="4" w:color="D9D9D9"/>
               <w:bottom w:val="single" w:sz="4" w:color="D9D9D9"/>
-              <w:left w:val="single" w:sz="4" w:color="D9D9D9"/>
               <w:right w:val="single" w:sz="4" w:color="D9D9D9"/>
             </w:tcBorders>
             <w:shd w:fill="FFFFFF"/>
             <w:tcMar>
               <w:top w:w="85" w:type="dxa"/>
+              <w:left w:w="85" w:type="dxa"/>
               <w:bottom w:w="85" w:type="dxa"/>
-              <w:left w:w="85" w:type="dxa"/>
               <w:right w:w="85" w:type="dxa"/>
             </w:tcMar>
           </w:tcPr>
@@ -1225,15 +1225,15 @@
             <w:tcW w:type="dxa" w:w="1320"/>
             <w:tcBorders>
               <w:top w:val="single" w:sz="4" w:color="D9D9D9"/>
+              <w:left w:val="single" w:sz="4" w:color="D9D9D9"/>
               <w:bottom w:val="single" w:sz="4" w:color="D9D9D9"/>
-              <w:left w:val="single" w:sz="4" w:color="D9D9D9"/>
               <w:right w:val="single" w:sz="4" w:color="D9D9D9"/>
             </w:tcBorders>
             <w:shd w:fill="FFFFFF"/>
             <w:tcMar>
               <w:top w:w="85" w:type="dxa"/>
+              <w:left w:w="85" w:type="dxa"/>
               <w:bottom w:w="85" w:type="dxa"/>
-              <w:left w:w="85" w:type="dxa"/>
               <w:right w:w="85" w:type="dxa"/>
             </w:tcMar>
           </w:tcPr>
@@ -1256,15 +1256,15 @@
             <w:tcW w:type="dxa" w:w="1320"/>
             <w:tcBorders>
               <w:top w:val="single" w:sz="4" w:color="D9D9D9"/>
+              <w:left w:val="single" w:sz="4" w:color="D9D9D9"/>
               <w:bottom w:val="single" w:sz="4" w:color="D9D9D9"/>
-              <w:left w:val="single" w:sz="4" w:color="D9D9D9"/>
               <w:right w:val="single" w:sz="4" w:color="D9D9D9"/>
             </w:tcBorders>
             <w:shd w:fill="FFFFFF"/>
             <w:tcMar>
               <w:top w:w="85" w:type="dxa"/>
+              <w:left w:w="85" w:type="dxa"/>
               <w:bottom w:w="85" w:type="dxa"/>
-              <w:left w:w="85" w:type="dxa"/>
               <w:right w:w="85" w:type="dxa"/>
             </w:tcMar>
           </w:tcPr>
@@ -1287,15 +1287,15 @@
             <w:tcW w:type="dxa" w:w="1320"/>
             <w:tcBorders>
               <w:top w:val="single" w:sz="4" w:color="D9D9D9"/>
+              <w:left w:val="single" w:sz="4" w:color="D9D9D9"/>
               <w:bottom w:val="single" w:sz="4" w:color="D9D9D9"/>
-              <w:left w:val="single" w:sz="4" w:color="D9D9D9"/>
               <w:right w:val="single" w:sz="4" w:color="D9D9D9"/>
             </w:tcBorders>
             <w:shd w:fill="FFFFFF"/>
             <w:tcMar>
               <w:top w:w="85" w:type="dxa"/>
+              <w:left w:w="85" w:type="dxa"/>
               <w:bottom w:w="85" w:type="dxa"/>
-              <w:left w:w="85" w:type="dxa"/>
               <w:right w:w="85" w:type="dxa"/>
             </w:tcMar>
           </w:tcPr>
@@ -1320,15 +1320,15 @@
             <w:tcW w:type="dxa" w:w="2233"/>
             <w:tcBorders>
               <w:top w:val="single" w:sz="4" w:color="D9D9D9"/>
+              <w:left w:val="single" w:sz="4" w:color="D9D9D9"/>
               <w:bottom w:val="single" w:sz="4" w:color="D9D9D9"/>
-              <w:left w:val="single" w:sz="4" w:color="D9D9D9"/>
               <w:right w:val="single" w:sz="4" w:color="D9D9D9"/>
             </w:tcBorders>
             <w:shd w:fill="F1F5F7"/>
             <w:tcMar>
               <w:top w:w="85" w:type="dxa"/>
+              <w:left w:w="85" w:type="dxa"/>
               <w:bottom w:w="85" w:type="dxa"/>
-              <w:left w:w="85" w:type="dxa"/>
               <w:right w:w="85" w:type="dxa"/>
             </w:tcMar>
           </w:tcPr>
@@ -1351,15 +1351,15 @@
             <w:tcW w:type="dxa" w:w="1320"/>
             <w:tcBorders>
               <w:top w:val="single" w:sz="4" w:color="D9D9D9"/>
+              <w:left w:val="single" w:sz="4" w:color="D9D9D9"/>
               <w:bottom w:val="single" w:sz="4" w:color="D9D9D9"/>
-              <w:left w:val="single" w:sz="4" w:color="D9D9D9"/>
               <w:right w:val="single" w:sz="4" w:color="D9D9D9"/>
             </w:tcBorders>
             <w:shd w:fill="F1F5F7"/>
             <w:tcMar>
               <w:top w:w="85" w:type="dxa"/>
+              <w:left w:w="85" w:type="dxa"/>
               <w:bottom w:w="85" w:type="dxa"/>
-              <w:left w:w="85" w:type="dxa"/>
               <w:right w:w="85" w:type="dxa"/>
             </w:tcMar>
           </w:tcPr>
@@ -1382,15 +1382,15 @@
             <w:tcW w:type="dxa" w:w="1320"/>
             <w:tcBorders>
               <w:top w:val="single" w:sz="4" w:color="D9D9D9"/>
+              <w:left w:val="single" w:sz="4" w:color="D9D9D9"/>
               <w:bottom w:val="single" w:sz="4" w:color="D9D9D9"/>
-              <w:left w:val="single" w:sz="4" w:color="D9D9D9"/>
               <w:right w:val="single" w:sz="4" w:color="D9D9D9"/>
             </w:tcBorders>
             <w:shd w:fill="F1F5F7"/>
             <w:tcMar>
               <w:top w:w="85" w:type="dxa"/>
+              <w:left w:w="85" w:type="dxa"/>
               <w:bottom w:w="85" w:type="dxa"/>
-              <w:left w:w="85" w:type="dxa"/>
               <w:right w:w="85" w:type="dxa"/>
             </w:tcMar>
           </w:tcPr>
@@ -1412,15 +1412,15 @@
             <w:tcW w:type="dxa" w:w="1320"/>
             <w:tcBorders>
               <w:top w:val="single" w:sz="4" w:color="D9D9D9"/>
+              <w:left w:val="single" w:sz="4" w:color="D9D9D9"/>
               <w:bottom w:val="single" w:sz="4" w:color="D9D9D9"/>
-              <w:left w:val="single" w:sz="4" w:color="D9D9D9"/>
               <w:right w:val="single" w:sz="4" w:color="D9D9D9"/>
             </w:tcBorders>
             <w:shd w:fill="F1F5F7"/>
             <w:tcMar>
               <w:top w:w="85" w:type="dxa"/>
+              <w:left w:w="85" w:type="dxa"/>
               <w:bottom w:w="85" w:type="dxa"/>
-              <w:left w:w="85" w:type="dxa"/>
               <w:right w:w="85" w:type="dxa"/>
             </w:tcMar>
           </w:tcPr>
@@ -1442,15 +1442,15 @@
             <w:tcW w:type="dxa" w:w="1320"/>
             <w:tcBorders>
               <w:top w:val="single" w:sz="4" w:color="D9D9D9"/>
+              <w:left w:val="single" w:sz="4" w:color="D9D9D9"/>
               <w:bottom w:val="single" w:sz="4" w:color="D9D9D9"/>
-              <w:left w:val="single" w:sz="4" w:color="D9D9D9"/>
               <w:right w:val="single" w:sz="4" w:color="D9D9D9"/>
             </w:tcBorders>
             <w:shd w:fill="F1F5F7"/>
             <w:tcMar>
               <w:top w:w="85" w:type="dxa"/>
+              <w:left w:w="85" w:type="dxa"/>
               <w:bottom w:w="85" w:type="dxa"/>
-              <w:left w:w="85" w:type="dxa"/>
               <w:right w:w="85" w:type="dxa"/>
             </w:tcMar>
           </w:tcPr>
@@ -1472,15 +1472,15 @@
             <w:tcW w:type="dxa" w:w="1320"/>
             <w:tcBorders>
               <w:top w:val="single" w:sz="4" w:color="D9D9D9"/>
+              <w:left w:val="single" w:sz="4" w:color="D9D9D9"/>
               <w:bottom w:val="single" w:sz="4" w:color="D9D9D9"/>
-              <w:left w:val="single" w:sz="4" w:color="D9D9D9"/>
               <w:right w:val="single" w:sz="4" w:color="D9D9D9"/>
             </w:tcBorders>
             <w:shd w:fill="F1F5F7"/>
             <w:tcMar>
               <w:top w:w="85" w:type="dxa"/>
+              <w:left w:w="85" w:type="dxa"/>
               <w:bottom w:w="85" w:type="dxa"/>
-              <w:left w:w="85" w:type="dxa"/>
               <w:right w:w="85" w:type="dxa"/>
             </w:tcMar>
           </w:tcPr>
@@ -1502,15 +1502,15 @@
             <w:tcW w:type="dxa" w:w="1320"/>
             <w:tcBorders>
               <w:top w:val="single" w:sz="4" w:color="D9D9D9"/>
+              <w:left w:val="single" w:sz="4" w:color="D9D9D9"/>
               <w:bottom w:val="single" w:sz="4" w:color="D9D9D9"/>
-              <w:left w:val="single" w:sz="4" w:color="D9D9D9"/>
               <w:right w:val="single" w:sz="4" w:color="D9D9D9"/>
             </w:tcBorders>
             <w:shd w:fill="F1F5F7"/>
             <w:tcMar>
               <w:top w:w="85" w:type="dxa"/>
+              <w:left w:w="85" w:type="dxa"/>
               <w:bottom w:w="85" w:type="dxa"/>
-              <w:left w:w="85" w:type="dxa"/>
               <w:right w:w="85" w:type="dxa"/>
             </w:tcMar>
           </w:tcPr>
@@ -1534,15 +1534,15 @@
             <w:tcW w:type="dxa" w:w="2233"/>
             <w:tcBorders>
               <w:top w:val="single" w:sz="4" w:color="D9D9D9"/>
+              <w:left w:val="single" w:sz="4" w:color="D9D9D9"/>
               <w:bottom w:val="single" w:sz="4" w:color="D9D9D9"/>
-              <w:left w:val="single" w:sz="4" w:color="D9D9D9"/>
               <w:right w:val="single" w:sz="4" w:color="D9D9D9"/>
             </w:tcBorders>
             <w:shd w:fill="FFFFFF"/>
             <w:tcMar>
               <w:top w:w="85" w:type="dxa"/>
+              <w:left w:w="85" w:type="dxa"/>
               <w:bottom w:w="85" w:type="dxa"/>
-              <w:left w:w="85" w:type="dxa"/>
               <w:right w:w="85" w:type="dxa"/>
             </w:tcMar>
           </w:tcPr>
@@ -1565,15 +1565,15 @@
             <w:tcW w:type="dxa" w:w="1320"/>
             <w:tcBorders>
               <w:top w:val="single" w:sz="4" w:color="D9D9D9"/>
+              <w:left w:val="single" w:sz="4" w:color="D9D9D9"/>
               <w:bottom w:val="single" w:sz="4" w:color="D9D9D9"/>
-              <w:left w:val="single" w:sz="4" w:color="D9D9D9"/>
               <w:right w:val="single" w:sz="4" w:color="D9D9D9"/>
             </w:tcBorders>
             <w:shd w:fill="FFFFFF"/>
             <w:tcMar>
               <w:top w:w="85" w:type="dxa"/>
+              <w:left w:w="85" w:type="dxa"/>
               <w:bottom w:w="85" w:type="dxa"/>
-              <w:left w:w="85" w:type="dxa"/>
               <w:right w:w="85" w:type="dxa"/>
             </w:tcMar>
           </w:tcPr>
@@ -1596,15 +1596,15 @@
             <w:tcW w:type="dxa" w:w="1320"/>
             <w:tcBorders>
               <w:top w:val="single" w:sz="4" w:color="D9D9D9"/>
+              <w:left w:val="single" w:sz="4" w:color="D9D9D9"/>
               <w:bottom w:val="single" w:sz="4" w:color="D9D9D9"/>
-              <w:left w:val="single" w:sz="4" w:color="D9D9D9"/>
               <w:right w:val="single" w:sz="4" w:color="D9D9D9"/>
             </w:tcBorders>
             <w:shd w:fill="FFFFFF"/>
             <w:tcMar>
               <w:top w:w="85" w:type="dxa"/>
+              <w:left w:w="85" w:type="dxa"/>
               <w:bottom w:w="85" w:type="dxa"/>
-              <w:left w:w="85" w:type="dxa"/>
               <w:right w:w="85" w:type="dxa"/>
             </w:tcMar>
           </w:tcPr>
@@ -1627,15 +1627,15 @@
             <w:tcW w:type="dxa" w:w="1320"/>
             <w:tcBorders>
               <w:top w:val="single" w:sz="4" w:color="D9D9D9"/>
+              <w:left w:val="single" w:sz="4" w:color="D9D9D9"/>
               <w:bottom w:val="single" w:sz="4" w:color="D9D9D9"/>
-              <w:left w:val="single" w:sz="4" w:color="D9D9D9"/>
               <w:right w:val="single" w:sz="4" w:color="D9D9D9"/>
             </w:tcBorders>
             <w:shd w:fill="FFFFFF"/>
             <w:tcMar>
               <w:top w:w="85" w:type="dxa"/>
+              <w:left w:w="85" w:type="dxa"/>
               <w:bottom w:w="85" w:type="dxa"/>
-              <w:left w:w="85" w:type="dxa"/>
               <w:right w:w="85" w:type="dxa"/>
             </w:tcMar>
           </w:tcPr>
@@ -1658,15 +1658,15 @@
             <w:tcW w:type="dxa" w:w="1320"/>
             <w:tcBorders>
               <w:top w:val="single" w:sz="4" w:color="D9D9D9"/>
+              <w:left w:val="single" w:sz="4" w:color="D9D9D9"/>
               <w:bottom w:val="single" w:sz="4" w:color="D9D9D9"/>
-              <w:left w:val="single" w:sz="4" w:color="D9D9D9"/>
               <w:right w:val="single" w:sz="4" w:color="D9D9D9"/>
             </w:tcBorders>
             <w:shd w:fill="FFFFFF"/>
             <w:tcMar>
               <w:top w:w="85" w:type="dxa"/>
+              <w:left w:w="85" w:type="dxa"/>
               <w:bottom w:w="85" w:type="dxa"/>
-              <w:left w:w="85" w:type="dxa"/>
               <w:right w:w="85" w:type="dxa"/>
             </w:tcMar>
           </w:tcPr>
@@ -1689,15 +1689,15 @@
             <w:tcW w:type="dxa" w:w="1320"/>
             <w:tcBorders>
               <w:top w:val="single" w:sz="4" w:color="D9D9D9"/>
+              <w:left w:val="single" w:sz="4" w:color="D9D9D9"/>
               <w:bottom w:val="single" w:sz="4" w:color="D9D9D9"/>
-              <w:left w:val="single" w:sz="4" w:color="D9D9D9"/>
               <w:right w:val="single" w:sz="4" w:color="D9D9D9"/>
             </w:tcBorders>
             <w:shd w:fill="FFFFFF"/>
             <w:tcMar>
               <w:top w:w="85" w:type="dxa"/>
+              <w:left w:w="85" w:type="dxa"/>
               <w:bottom w:w="85" w:type="dxa"/>
-              <w:left w:w="85" w:type="dxa"/>
               <w:right w:w="85" w:type="dxa"/>
             </w:tcMar>
           </w:tcPr>
@@ -1720,15 +1720,15 @@
             <w:tcW w:type="dxa" w:w="1320"/>
             <w:tcBorders>
               <w:top w:val="single" w:sz="4" w:color="D9D9D9"/>
+              <w:left w:val="single" w:sz="4" w:color="D9D9D9"/>
               <w:bottom w:val="single" w:sz="4" w:color="D9D9D9"/>
-              <w:left w:val="single" w:sz="4" w:color="D9D9D9"/>
               <w:right w:val="single" w:sz="4" w:color="D9D9D9"/>
             </w:tcBorders>
             <w:shd w:fill="FFFFFF"/>
             <w:tcMar>
               <w:top w:w="85" w:type="dxa"/>
+              <w:left w:w="85" w:type="dxa"/>
               <w:bottom w:w="85" w:type="dxa"/>
-              <w:left w:w="85" w:type="dxa"/>
               <w:right w:w="85" w:type="dxa"/>
             </w:tcMar>
           </w:tcPr>
@@ -1753,15 +1753,15 @@
             <w:tcW w:type="dxa" w:w="2233"/>
             <w:tcBorders>
               <w:top w:val="single" w:sz="4" w:color="D9D9D9"/>
+              <w:left w:val="single" w:sz="4" w:color="D9D9D9"/>
               <w:bottom w:val="single" w:sz="4" w:color="D9D9D9"/>
-              <w:left w:val="single" w:sz="4" w:color="D9D9D9"/>
               <w:right w:val="single" w:sz="4" w:color="D9D9D9"/>
             </w:tcBorders>
             <w:shd w:fill="F1F5F7"/>
             <w:tcMar>
               <w:top w:w="85" w:type="dxa"/>
+              <w:left w:w="85" w:type="dxa"/>
               <w:bottom w:w="85" w:type="dxa"/>
-              <w:left w:w="85" w:type="dxa"/>
               <w:right w:w="85" w:type="dxa"/>
             </w:tcMar>
           </w:tcPr>
@@ -1784,15 +1784,15 @@
             <w:tcW w:type="dxa" w:w="1320"/>
             <w:tcBorders>
               <w:top w:val="single" w:sz="4" w:color="D9D9D9"/>
+              <w:left w:val="single" w:sz="4" w:color="D9D9D9"/>
               <w:bottom w:val="single" w:sz="4" w:color="D9D9D9"/>
-              <w:left w:val="single" w:sz="4" w:color="D9D9D9"/>
               <w:right w:val="single" w:sz="4" w:color="D9D9D9"/>
             </w:tcBorders>
             <w:shd w:fill="F1F5F7"/>
             <w:tcMar>
               <w:top w:w="85" w:type="dxa"/>
+              <w:left w:w="85" w:type="dxa"/>
               <w:bottom w:w="85" w:type="dxa"/>
-              <w:left w:w="85" w:type="dxa"/>
               <w:right w:w="85" w:type="dxa"/>
             </w:tcMar>
           </w:tcPr>
@@ -1815,15 +1815,15 @@
             <w:tcW w:type="dxa" w:w="1320"/>
             <w:tcBorders>
               <w:top w:val="single" w:sz="4" w:color="D9D9D9"/>
+              <w:left w:val="single" w:sz="4" w:color="D9D9D9"/>
               <w:bottom w:val="single" w:sz="4" w:color="D9D9D9"/>
-              <w:left w:val="single" w:sz="4" w:color="D9D9D9"/>
               <w:right w:val="single" w:sz="4" w:color="D9D9D9"/>
             </w:tcBorders>
             <w:shd w:fill="F1F5F7"/>
             <w:tcMar>
               <w:top w:w="85" w:type="dxa"/>
+              <w:left w:w="85" w:type="dxa"/>
               <w:bottom w:w="85" w:type="dxa"/>
-              <w:left w:w="85" w:type="dxa"/>
               <w:right w:w="85" w:type="dxa"/>
             </w:tcMar>
           </w:tcPr>
@@ -1846,15 +1846,15 @@
             <w:tcW w:type="dxa" w:w="1320"/>
             <w:tcBorders>
               <w:top w:val="single" w:sz="4" w:color="D9D9D9"/>
+              <w:left w:val="single" w:sz="4" w:color="D9D9D9"/>
               <w:bottom w:val="single" w:sz="4" w:color="D9D9D9"/>
-              <w:left w:val="single" w:sz="4" w:color="D9D9D9"/>
               <w:right w:val="single" w:sz="4" w:color="D9D9D9"/>
             </w:tcBorders>
             <w:shd w:fill="F1F5F7"/>
             <w:tcMar>
               <w:top w:w="85" w:type="dxa"/>
+              <w:left w:w="85" w:type="dxa"/>
               <w:bottom w:w="85" w:type="dxa"/>
-              <w:left w:w="85" w:type="dxa"/>
               <w:right w:w="85" w:type="dxa"/>
             </w:tcMar>
           </w:tcPr>
@@ -1877,15 +1877,15 @@
             <w:tcW w:type="dxa" w:w="1320"/>
             <w:tcBorders>
               <w:top w:val="single" w:sz="4" w:color="D9D9D9"/>
+              <w:left w:val="single" w:sz="4" w:color="D9D9D9"/>
               <w:bottom w:val="single" w:sz="4" w:color="D9D9D9"/>
-              <w:left w:val="single" w:sz="4" w:color="D9D9D9"/>
               <w:right w:val="single" w:sz="4" w:color="D9D9D9"/>
             </w:tcBorders>
             <w:shd w:fill="F1F5F7"/>
             <w:tcMar>
               <w:top w:w="85" w:type="dxa"/>
+              <w:left w:w="85" w:type="dxa"/>
               <w:bottom w:w="85" w:type="dxa"/>
-              <w:left w:w="85" w:type="dxa"/>
               <w:right w:w="85" w:type="dxa"/>
             </w:tcMar>
           </w:tcPr>
@@ -1908,15 +1908,15 @@
             <w:tcW w:type="dxa" w:w="1320"/>
             <w:tcBorders>
               <w:top w:val="single" w:sz="4" w:color="D9D9D9"/>
+              <w:left w:val="single" w:sz="4" w:color="D9D9D9"/>
               <w:bottom w:val="single" w:sz="4" w:color="D9D9D9"/>
-              <w:left w:val="single" w:sz="4" w:color="D9D9D9"/>
               <w:right w:val="single" w:sz="4" w:color="D9D9D9"/>
             </w:tcBorders>
             <w:shd w:fill="F1F5F7"/>
             <w:tcMar>
               <w:top w:w="85" w:type="dxa"/>
+              <w:left w:w="85" w:type="dxa"/>
               <w:bottom w:w="85" w:type="dxa"/>
-              <w:left w:w="85" w:type="dxa"/>
               <w:right w:w="85" w:type="dxa"/>
             </w:tcMar>
           </w:tcPr>
@@ -1939,15 +1939,15 @@
             <w:tcW w:type="dxa" w:w="1320"/>
             <w:tcBorders>
               <w:top w:val="single" w:sz="4" w:color="D9D9D9"/>
+              <w:left w:val="single" w:sz="4" w:color="D9D9D9"/>
               <w:bottom w:val="single" w:sz="4" w:color="D9D9D9"/>
-              <w:left w:val="single" w:sz="4" w:color="D9D9D9"/>
               <w:right w:val="single" w:sz="4" w:color="D9D9D9"/>
             </w:tcBorders>
             <w:shd w:fill="F1F5F7"/>
             <w:tcMar>
               <w:top w:w="85" w:type="dxa"/>
+              <w:left w:w="85" w:type="dxa"/>
               <w:bottom w:w="85" w:type="dxa"/>
-              <w:left w:w="85" w:type="dxa"/>
               <w:right w:w="85" w:type="dxa"/>
             </w:tcMar>
           </w:tcPr>
@@ -1972,15 +1972,15 @@
             <w:tcW w:type="dxa" w:w="2233"/>
             <w:tcBorders>
               <w:top w:val="single" w:sz="4" w:color="D9D9D9"/>
+              <w:left w:val="single" w:sz="4" w:color="D9D9D9"/>
               <w:bottom w:val="single" w:sz="4" w:color="D9D9D9"/>
-              <w:left w:val="single" w:sz="4" w:color="D9D9D9"/>
               <w:right w:val="single" w:sz="4" w:color="D9D9D9"/>
             </w:tcBorders>
             <w:shd w:fill="FFFFFF"/>
             <w:tcMar>
               <w:top w:w="85" w:type="dxa"/>
+              <w:left w:w="85" w:type="dxa"/>
               <w:bottom w:w="85" w:type="dxa"/>
-              <w:left w:w="85" w:type="dxa"/>
               <w:right w:w="85" w:type="dxa"/>
             </w:tcMar>
           </w:tcPr>
@@ -2003,15 +2003,15 @@
             <w:tcW w:type="dxa" w:w="1320"/>
             <w:tcBorders>
               <w:top w:val="single" w:sz="4" w:color="D9D9D9"/>
+              <w:left w:val="single" w:sz="4" w:color="D9D9D9"/>
               <w:bottom w:val="single" w:sz="4" w:color="D9D9D9"/>
-              <w:left w:val="single" w:sz="4" w:color="D9D9D9"/>
               <w:right w:val="single" w:sz="4" w:color="D9D9D9"/>
             </w:tcBorders>
             <w:shd w:fill="FFFFFF"/>
             <w:tcMar>
               <w:top w:w="85" w:type="dxa"/>
+              <w:left w:w="85" w:type="dxa"/>
               <w:bottom w:w="85" w:type="dxa"/>
-              <w:left w:w="85" w:type="dxa"/>
               <w:right w:w="85" w:type="dxa"/>
             </w:tcMar>
           </w:tcPr>
@@ -2034,15 +2034,15 @@
             <w:tcW w:type="dxa" w:w="1320"/>
             <w:tcBorders>
               <w:top w:val="single" w:sz="4" w:color="D9D9D9"/>
+              <w:left w:val="single" w:sz="4" w:color="D9D9D9"/>
               <w:bottom w:val="single" w:sz="4" w:color="D9D9D9"/>
-              <w:left w:val="single" w:sz="4" w:color="D9D9D9"/>
               <w:right w:val="single" w:sz="4" w:color="D9D9D9"/>
             </w:tcBorders>
             <w:shd w:fill="FFFFFF"/>
             <w:tcMar>
               <w:top w:w="85" w:type="dxa"/>
+              <w:left w:w="85" w:type="dxa"/>
               <w:bottom w:w="85" w:type="dxa"/>
-              <w:left w:w="85" w:type="dxa"/>
               <w:right w:w="85" w:type="dxa"/>
             </w:tcMar>
           </w:tcPr>
@@ -2065,15 +2065,15 @@
             <w:tcW w:type="dxa" w:w="1320"/>
             <w:tcBorders>
               <w:top w:val="single" w:sz="4" w:color="D9D9D9"/>
+              <w:left w:val="single" w:sz="4" w:color="D9D9D9"/>
               <w:bottom w:val="single" w:sz="4" w:color="D9D9D9"/>
-              <w:left w:val="single" w:sz="4" w:color="D9D9D9"/>
               <w:right w:val="single" w:sz="4" w:color="D9D9D9"/>
             </w:tcBorders>
             <w:shd w:fill="FFFFFF"/>
             <w:tcMar>
               <w:top w:w="85" w:type="dxa"/>
+              <w:left w:w="85" w:type="dxa"/>
               <w:bottom w:w="85" w:type="dxa"/>
-              <w:left w:w="85" w:type="dxa"/>
               <w:right w:w="85" w:type="dxa"/>
             </w:tcMar>
           </w:tcPr>
@@ -2096,15 +2096,15 @@
             <w:tcW w:type="dxa" w:w="1320"/>
             <w:tcBorders>
               <w:top w:val="single" w:sz="4" w:color="D9D9D9"/>
+              <w:left w:val="single" w:sz="4" w:color="D9D9D9"/>
               <w:bottom w:val="single" w:sz="4" w:color="D9D9D9"/>
-              <w:left w:val="single" w:sz="4" w:color="D9D9D9"/>
               <w:right w:val="single" w:sz="4" w:color="D9D9D9"/>
             </w:tcBorders>
             <w:shd w:fill="FFFFFF"/>
             <w:tcMar>
               <w:top w:w="85" w:type="dxa"/>
+              <w:left w:w="85" w:type="dxa"/>
               <w:bottom w:w="85" w:type="dxa"/>
-              <w:left w:w="85" w:type="dxa"/>
               <w:right w:w="85" w:type="dxa"/>
             </w:tcMar>
           </w:tcPr>
@@ -2127,15 +2127,15 @@
             <w:tcW w:type="dxa" w:w="1320"/>
             <w:tcBorders>
               <w:top w:val="single" w:sz="4" w:color="D9D9D9"/>
+              <w:left w:val="single" w:sz="4" w:color="D9D9D9"/>
               <w:bottom w:val="single" w:sz="4" w:color="D9D9D9"/>
-              <w:left w:val="single" w:sz="4" w:color="D9D9D9"/>
               <w:right w:val="single" w:sz="4" w:color="D9D9D9"/>
             </w:tcBorders>
             <w:shd w:fill="FFFFFF"/>
             <w:tcMar>
               <w:top w:w="85" w:type="dxa"/>
+              <w:left w:w="85" w:type="dxa"/>
               <w:bottom w:w="85" w:type="dxa"/>
-              <w:left w:w="85" w:type="dxa"/>
               <w:right w:w="85" w:type="dxa"/>
             </w:tcMar>
           </w:tcPr>
@@ -2158,15 +2158,15 @@
             <w:tcW w:type="dxa" w:w="1320"/>
             <w:tcBorders>
               <w:top w:val="single" w:sz="4" w:color="D9D9D9"/>
+              <w:left w:val="single" w:sz="4" w:color="D9D9D9"/>
               <w:bottom w:val="single" w:sz="4" w:color="D9D9D9"/>
-              <w:left w:val="single" w:sz="4" w:color="D9D9D9"/>
               <w:right w:val="single" w:sz="4" w:color="D9D9D9"/>
             </w:tcBorders>
             <w:shd w:fill="FFFFFF"/>
             <w:tcMar>
               <w:top w:w="85" w:type="dxa"/>
+              <w:left w:w="85" w:type="dxa"/>
               <w:bottom w:w="85" w:type="dxa"/>
-              <w:left w:w="85" w:type="dxa"/>
               <w:right w:w="85" w:type="dxa"/>
             </w:tcMar>
           </w:tcPr>
@@ -2191,15 +2191,15 @@
             <w:tcW w:type="dxa" w:w="2233"/>
             <w:tcBorders>
               <w:top w:val="single" w:sz="4" w:color="D9D9D9"/>
+              <w:left w:val="single" w:sz="4" w:color="D9D9D9"/>
               <w:bottom w:val="single" w:sz="4" w:color="D9D9D9"/>
-              <w:left w:val="single" w:sz="4" w:color="D9D9D9"/>
               <w:right w:val="single" w:sz="4" w:color="D9D9D9"/>
             </w:tcBorders>
             <w:shd w:fill="F1F5F7"/>
             <w:tcMar>
               <w:top w:w="85" w:type="dxa"/>
+              <w:left w:w="85" w:type="dxa"/>
               <w:bottom w:w="85" w:type="dxa"/>
-              <w:left w:w="85" w:type="dxa"/>
               <w:right w:w="85" w:type="dxa"/>
             </w:tcMar>
           </w:tcPr>
@@ -2222,15 +2222,15 @@
             <w:tcW w:type="dxa" w:w="1320"/>
             <w:tcBorders>
               <w:top w:val="single" w:sz="4" w:color="D9D9D9"/>
+              <w:left w:val="single" w:sz="4" w:color="D9D9D9"/>
               <w:bottom w:val="single" w:sz="4" w:color="D9D9D9"/>
-              <w:left w:val="single" w:sz="4" w:color="D9D9D9"/>
               <w:right w:val="single" w:sz="4" w:color="D9D9D9"/>
             </w:tcBorders>
             <w:shd w:fill="F1F5F7"/>
             <w:tcMar>
               <w:top w:w="85" w:type="dxa"/>
+              <w:left w:w="85" w:type="dxa"/>
               <w:bottom w:w="85" w:type="dxa"/>
-              <w:left w:w="85" w:type="dxa"/>
               <w:right w:w="85" w:type="dxa"/>
             </w:tcMar>
           </w:tcPr>
@@ -2253,15 +2253,15 @@
             <w:tcW w:type="dxa" w:w="1320"/>
             <w:tcBorders>
               <w:top w:val="single" w:sz="4" w:color="D9D9D9"/>
+              <w:left w:val="single" w:sz="4" w:color="D9D9D9"/>
               <w:bottom w:val="single" w:sz="4" w:color="D9D9D9"/>
-              <w:left w:val="single" w:sz="4" w:color="D9D9D9"/>
               <w:right w:val="single" w:sz="4" w:color="D9D9D9"/>
             </w:tcBorders>
             <w:shd w:fill="F1F5F7"/>
             <w:tcMar>
               <w:top w:w="85" w:type="dxa"/>
+              <w:left w:w="85" w:type="dxa"/>
               <w:bottom w:w="85" w:type="dxa"/>
-              <w:left w:w="85" w:type="dxa"/>
               <w:right w:w="85" w:type="dxa"/>
             </w:tcMar>
           </w:tcPr>
@@ -2284,15 +2284,15 @@
             <w:tcW w:type="dxa" w:w="1320"/>
             <w:tcBorders>
               <w:top w:val="single" w:sz="4" w:color="D9D9D9"/>
+              <w:left w:val="single" w:sz="4" w:color="D9D9D9"/>
               <w:bottom w:val="single" w:sz="4" w:color="D9D9D9"/>
-              <w:left w:val="single" w:sz="4" w:color="D9D9D9"/>
               <w:right w:val="single" w:sz="4" w:color="D9D9D9"/>
             </w:tcBorders>
             <w:shd w:fill="F1F5F7"/>
             <w:tcMar>
               <w:top w:w="85" w:type="dxa"/>
+              <w:left w:w="85" w:type="dxa"/>
               <w:bottom w:w="85" w:type="dxa"/>
-              <w:left w:w="85" w:type="dxa"/>
               <w:right w:w="85" w:type="dxa"/>
             </w:tcMar>
           </w:tcPr>
@@ -2315,15 +2315,15 @@
             <w:tcW w:type="dxa" w:w="1320"/>
             <w:tcBorders>
               <w:top w:val="single" w:sz="4" w:color="D9D9D9"/>
+              <w:left w:val="single" w:sz="4" w:color="D9D9D9"/>
               <w:bottom w:val="single" w:sz="4" w:color="D9D9D9"/>
-              <w:left w:val="single" w:sz="4" w:color="D9D9D9"/>
               <w:right w:val="single" w:sz="4" w:color="D9D9D9"/>
             </w:tcBorders>
             <w:shd w:fill="F1F5F7"/>
             <w:tcMar>
               <w:top w:w="85" w:type="dxa"/>
+              <w:left w:w="85" w:type="dxa"/>
               <w:bottom w:w="85" w:type="dxa"/>
-              <w:left w:w="85" w:type="dxa"/>
               <w:right w:w="85" w:type="dxa"/>
             </w:tcMar>
           </w:tcPr>
@@ -2346,15 +2346,15 @@
             <w:tcW w:type="dxa" w:w="1320"/>
             <w:tcBorders>
               <w:top w:val="single" w:sz="4" w:color="D9D9D9"/>
+              <w:left w:val="single" w:sz="4" w:color="D9D9D9"/>
               <w:bottom w:val="single" w:sz="4" w:color="D9D9D9"/>
-              <w:left w:val="single" w:sz="4" w:color="D9D9D9"/>
               <w:right w:val="single" w:sz="4" w:color="D9D9D9"/>
             </w:tcBorders>
             <w:shd w:fill="F1F5F7"/>
             <w:tcMar>
               <w:top w:w="85" w:type="dxa"/>
+              <w:left w:w="85" w:type="dxa"/>
               <w:bottom w:w="85" w:type="dxa"/>
-              <w:left w:w="85" w:type="dxa"/>
               <w:right w:w="85" w:type="dxa"/>
             </w:tcMar>
           </w:tcPr>
@@ -2377,15 +2377,15 @@
             <w:tcW w:type="dxa" w:w="1320"/>
             <w:tcBorders>
               <w:top w:val="single" w:sz="4" w:color="D9D9D9"/>
+              <w:left w:val="single" w:sz="4" w:color="D9D9D9"/>
               <w:bottom w:val="single" w:sz="4" w:color="D9D9D9"/>
-              <w:left w:val="single" w:sz="4" w:color="D9D9D9"/>
               <w:right w:val="single" w:sz="4" w:color="D9D9D9"/>
             </w:tcBorders>
             <w:shd w:fill="F1F5F7"/>
             <w:tcMar>
               <w:top w:w="85" w:type="dxa"/>
+              <w:left w:w="85" w:type="dxa"/>
               <w:bottom w:w="85" w:type="dxa"/>
-              <w:left w:w="85" w:type="dxa"/>
               <w:right w:w="85" w:type="dxa"/>
             </w:tcMar>
           </w:tcPr>
@@ -2410,15 +2410,15 @@
             <w:tcW w:type="dxa" w:w="2233"/>
             <w:tcBorders>
               <w:top w:val="single" w:sz="4" w:color="D9D9D9"/>
+              <w:left w:val="single" w:sz="4" w:color="D9D9D9"/>
               <w:bottom w:val="single" w:sz="4" w:color="D9D9D9"/>
-              <w:left w:val="single" w:sz="4" w:color="D9D9D9"/>
               <w:right w:val="single" w:sz="4" w:color="D9D9D9"/>
             </w:tcBorders>
             <w:shd w:fill="FFFFFF"/>
             <w:tcMar>
               <w:top w:w="85" w:type="dxa"/>
+              <w:left w:w="85" w:type="dxa"/>
               <w:bottom w:w="85" w:type="dxa"/>
-              <w:left w:w="85" w:type="dxa"/>
               <w:right w:w="85" w:type="dxa"/>
             </w:tcMar>
           </w:tcPr>
@@ -2441,15 +2441,15 @@
             <w:tcW w:type="dxa" w:w="1320"/>
             <w:tcBorders>
               <w:top w:val="single" w:sz="4" w:color="D9D9D9"/>
+              <w:left w:val="single" w:sz="4" w:color="D9D9D9"/>
               <w:bottom w:val="single" w:sz="4" w:color="D9D9D9"/>
-              <w:left w:val="single" w:sz="4" w:color="D9D9D9"/>
               <w:right w:val="single" w:sz="4" w:color="D9D9D9"/>
             </w:tcBorders>
             <w:shd w:fill="FFFFFF"/>
             <w:tcMar>
               <w:top w:w="85" w:type="dxa"/>
+              <w:left w:w="85" w:type="dxa"/>
               <w:bottom w:w="85" w:type="dxa"/>
-              <w:left w:w="85" w:type="dxa"/>
               <w:right w:w="85" w:type="dxa"/>
             </w:tcMar>
           </w:tcPr>
@@ -2472,15 +2472,15 @@
             <w:tcW w:type="dxa" w:w="1320"/>
             <w:tcBorders>
               <w:top w:val="single" w:sz="4" w:color="D9D9D9"/>
+              <w:left w:val="single" w:sz="4" w:color="D9D9D9"/>
               <w:bottom w:val="single" w:sz="4" w:color="D9D9D9"/>
-              <w:left w:val="single" w:sz="4" w:color="D9D9D9"/>
               <w:right w:val="single" w:sz="4" w:color="D9D9D9"/>
             </w:tcBorders>
             <w:shd w:fill="FFFFFF"/>
             <w:tcMar>
               <w:top w:w="85" w:type="dxa"/>
+              <w:left w:w="85" w:type="dxa"/>
               <w:bottom w:w="85" w:type="dxa"/>
-              <w:left w:w="85" w:type="dxa"/>
               <w:right w:w="85" w:type="dxa"/>
             </w:tcMar>
           </w:tcPr>
@@ -2502,15 +2502,15 @@
             <w:tcW w:type="dxa" w:w="1320"/>
             <w:tcBorders>
               <w:top w:val="single" w:sz="4" w:color="D9D9D9"/>
+              <w:left w:val="single" w:sz="4" w:color="D9D9D9"/>
               <w:bottom w:val="single" w:sz="4" w:color="D9D9D9"/>
-              <w:left w:val="single" w:sz="4" w:color="D9D9D9"/>
               <w:right w:val="single" w:sz="4" w:color="D9D9D9"/>
             </w:tcBorders>
             <w:shd w:fill="FFFFFF"/>
             <w:tcMar>
               <w:top w:w="85" w:type="dxa"/>
+              <w:left w:w="85" w:type="dxa"/>
               <w:bottom w:w="85" w:type="dxa"/>
-              <w:left w:w="85" w:type="dxa"/>
               <w:right w:w="85" w:type="dxa"/>
             </w:tcMar>
           </w:tcPr>
@@ -2532,15 +2532,15 @@
             <w:tcW w:type="dxa" w:w="1320"/>
             <w:tcBorders>
               <w:top w:val="single" w:sz="4" w:color="D9D9D9"/>
+              <w:left w:val="single" w:sz="4" w:color="D9D9D9"/>
               <w:bottom w:val="single" w:sz="4" w:color="D9D9D9"/>
-              <w:left w:val="single" w:sz="4" w:color="D9D9D9"/>
               <w:right w:val="single" w:sz="4" w:color="D9D9D9"/>
             </w:tcBorders>
             <w:shd w:fill="FFFFFF"/>
             <w:tcMar>
               <w:top w:w="85" w:type="dxa"/>
+              <w:left w:w="85" w:type="dxa"/>
               <w:bottom w:w="85" w:type="dxa"/>
-              <w:left w:w="85" w:type="dxa"/>
               <w:right w:w="85" w:type="dxa"/>
             </w:tcMar>
           </w:tcPr>
@@ -2562,15 +2562,15 @@
             <w:tcW w:type="dxa" w:w="1320"/>
             <w:tcBorders>
               <w:top w:val="single" w:sz="4" w:color="D9D9D9"/>
+              <w:left w:val="single" w:sz="4" w:color="D9D9D9"/>
               <w:bottom w:val="single" w:sz="4" w:color="D9D9D9"/>
-              <w:left w:val="single" w:sz="4" w:color="D9D9D9"/>
               <w:right w:val="single" w:sz="4" w:color="D9D9D9"/>
             </w:tcBorders>
             <w:shd w:fill="FFFFFF"/>
             <w:tcMar>
               <w:top w:w="85" w:type="dxa"/>
+              <w:left w:w="85" w:type="dxa"/>
               <w:bottom w:w="85" w:type="dxa"/>
-              <w:left w:w="85" w:type="dxa"/>
               <w:right w:w="85" w:type="dxa"/>
             </w:tcMar>
           </w:tcPr>
@@ -2592,15 +2592,15 @@
             <w:tcW w:type="dxa" w:w="1320"/>
             <w:tcBorders>
               <w:top w:val="single" w:sz="4" w:color="D9D9D9"/>
+              <w:left w:val="single" w:sz="4" w:color="D9D9D9"/>
               <w:bottom w:val="single" w:sz="4" w:color="D9D9D9"/>
-              <w:left w:val="single" w:sz="4" w:color="D9D9D9"/>
               <w:right w:val="single" w:sz="4" w:color="D9D9D9"/>
             </w:tcBorders>
             <w:shd w:fill="FFFFFF"/>
             <w:tcMar>
               <w:top w:w="85" w:type="dxa"/>
+              <w:left w:w="85" w:type="dxa"/>
               <w:bottom w:w="85" w:type="dxa"/>
-              <w:left w:w="85" w:type="dxa"/>
               <w:right w:w="85" w:type="dxa"/>
             </w:tcMar>
           </w:tcPr>
@@ -2624,15 +2624,15 @@
             <w:tcW w:type="dxa" w:w="2233"/>
             <w:tcBorders>
               <w:top w:val="single" w:sz="4" w:color="D9D9D9"/>
+              <w:left w:val="single" w:sz="4" w:color="D9D9D9"/>
               <w:bottom w:val="single" w:sz="4" w:color="D9D9D9"/>
-              <w:left w:val="single" w:sz="4" w:color="D9D9D9"/>
               <w:right w:val="single" w:sz="4" w:color="D9D9D9"/>
             </w:tcBorders>
             <w:shd w:fill="F1F5F7"/>
             <w:tcMar>
               <w:top w:w="85" w:type="dxa"/>
+              <w:left w:w="85" w:type="dxa"/>
               <w:bottom w:w="85" w:type="dxa"/>
-              <w:left w:w="85" w:type="dxa"/>
               <w:right w:w="85" w:type="dxa"/>
             </w:tcMar>
           </w:tcPr>
@@ -2655,15 +2655,15 @@
             <w:tcW w:type="dxa" w:w="1320"/>
             <w:tcBorders>
               <w:top w:val="single" w:sz="4" w:color="D9D9D9"/>
+              <w:left w:val="single" w:sz="4" w:color="D9D9D9"/>
               <w:bottom w:val="single" w:sz="4" w:color="D9D9D9"/>
-              <w:left w:val="single" w:sz="4" w:color="D9D9D9"/>
               <w:right w:val="single" w:sz="4" w:color="D9D9D9"/>
             </w:tcBorders>
             <w:shd w:fill="F1F5F7"/>
             <w:tcMar>
               <w:top w:w="85" w:type="dxa"/>
+              <w:left w:w="85" w:type="dxa"/>
               <w:bottom w:w="85" w:type="dxa"/>
-              <w:left w:w="85" w:type="dxa"/>
               <w:right w:w="85" w:type="dxa"/>
             </w:tcMar>
           </w:tcPr>
@@ -2686,15 +2686,15 @@
             <w:tcW w:type="dxa" w:w="1320"/>
             <w:tcBorders>
               <w:top w:val="single" w:sz="4" w:color="D9D9D9"/>
+              <w:left w:val="single" w:sz="4" w:color="D9D9D9"/>
               <w:bottom w:val="single" w:sz="4" w:color="D9D9D9"/>
-              <w:left w:val="single" w:sz="4" w:color="D9D9D9"/>
               <w:right w:val="single" w:sz="4" w:color="D9D9D9"/>
             </w:tcBorders>
             <w:shd w:fill="F1F5F7"/>
             <w:tcMar>
               <w:top w:w="85" w:type="dxa"/>
+              <w:left w:w="85" w:type="dxa"/>
               <w:bottom w:w="85" w:type="dxa"/>
-              <w:left w:w="85" w:type="dxa"/>
               <w:right w:w="85" w:type="dxa"/>
             </w:tcMar>
           </w:tcPr>
@@ -2716,15 +2716,15 @@
             <w:tcW w:type="dxa" w:w="1320"/>
             <w:tcBorders>
               <w:top w:val="single" w:sz="4" w:color="D9D9D9"/>
+              <w:left w:val="single" w:sz="4" w:color="D9D9D9"/>
               <w:bottom w:val="single" w:sz="4" w:color="D9D9D9"/>
-              <w:left w:val="single" w:sz="4" w:color="D9D9D9"/>
               <w:right w:val="single" w:sz="4" w:color="D9D9D9"/>
             </w:tcBorders>
             <w:shd w:fill="F1F5F7"/>
             <w:tcMar>
               <w:top w:w="85" w:type="dxa"/>
+              <w:left w:w="85" w:type="dxa"/>
               <w:bottom w:w="85" w:type="dxa"/>
-              <w:left w:w="85" w:type="dxa"/>
               <w:right w:w="85" w:type="dxa"/>
             </w:tcMar>
           </w:tcPr>
@@ -2746,15 +2746,15 @@
             <w:tcW w:type="dxa" w:w="1320"/>
             <w:tcBorders>
               <w:top w:val="single" w:sz="4" w:color="D9D9D9"/>
+              <w:left w:val="single" w:sz="4" w:color="D9D9D9"/>
               <w:bottom w:val="single" w:sz="4" w:color="D9D9D9"/>
-              <w:left w:val="single" w:sz="4" w:color="D9D9D9"/>
               <w:right w:val="single" w:sz="4" w:color="D9D9D9"/>
             </w:tcBorders>
             <w:shd w:fill="F1F5F7"/>
             <w:tcMar>
               <w:top w:w="85" w:type="dxa"/>
+              <w:left w:w="85" w:type="dxa"/>
               <w:bottom w:w="85" w:type="dxa"/>
-              <w:left w:w="85" w:type="dxa"/>
               <w:right w:w="85" w:type="dxa"/>
             </w:tcMar>
           </w:tcPr>
@@ -2776,15 +2776,15 @@
             <w:tcW w:type="dxa" w:w="1320"/>
             <w:tcBorders>
               <w:top w:val="single" w:sz="4" w:color="D9D9D9"/>
+              <w:left w:val="single" w:sz="4" w:color="D9D9D9"/>
               <w:bottom w:val="single" w:sz="4" w:color="D9D9D9"/>
-              <w:left w:val="single" w:sz="4" w:color="D9D9D9"/>
               <w:right w:val="single" w:sz="4" w:color="D9D9D9"/>
             </w:tcBorders>
             <w:shd w:fill="F1F5F7"/>
             <w:tcMar>
               <w:top w:w="85" w:type="dxa"/>
+              <w:left w:w="85" w:type="dxa"/>
               <w:bottom w:w="85" w:type="dxa"/>
-              <w:left w:w="85" w:type="dxa"/>
               <w:right w:w="85" w:type="dxa"/>
             </w:tcMar>
           </w:tcPr>
@@ -2806,15 +2806,15 @@
             <w:tcW w:type="dxa" w:w="1320"/>
             <w:tcBorders>
               <w:top w:val="single" w:sz="4" w:color="D9D9D9"/>
+              <w:left w:val="single" w:sz="4" w:color="D9D9D9"/>
               <w:bottom w:val="single" w:sz="4" w:color="D9D9D9"/>
-              <w:left w:val="single" w:sz="4" w:color="D9D9D9"/>
               <w:right w:val="single" w:sz="4" w:color="D9D9D9"/>
             </w:tcBorders>
             <w:shd w:fill="F1F5F7"/>
             <w:tcMar>
               <w:top w:w="85" w:type="dxa"/>
+              <w:left w:w="85" w:type="dxa"/>
               <w:bottom w:w="85" w:type="dxa"/>
-              <w:left w:w="85" w:type="dxa"/>
               <w:right w:w="85" w:type="dxa"/>
             </w:tcMar>
           </w:tcPr>
@@ -2838,15 +2838,15 @@
             <w:tcW w:type="dxa" w:w="2233"/>
             <w:tcBorders>
               <w:top w:val="single" w:sz="4" w:color="D9D9D9"/>
+              <w:left w:val="single" w:sz="4" w:color="D9D9D9"/>
               <w:bottom w:val="single" w:sz="4" w:color="D9D9D9"/>
-              <w:left w:val="single" w:sz="4" w:color="D9D9D9"/>
               <w:right w:val="single" w:sz="4" w:color="D9D9D9"/>
             </w:tcBorders>
             <w:shd w:fill="FFFFFF"/>
             <w:tcMar>
               <w:top w:w="85" w:type="dxa"/>
+              <w:left w:w="85" w:type="dxa"/>
               <w:bottom w:w="85" w:type="dxa"/>
-              <w:left w:w="85" w:type="dxa"/>
               <w:right w:w="85" w:type="dxa"/>
             </w:tcMar>
           </w:tcPr>
@@ -2869,15 +2869,15 @@
             <w:tcW w:type="dxa" w:w="1320"/>
             <w:tcBorders>
               <w:top w:val="single" w:sz="4" w:color="D9D9D9"/>
+              <w:left w:val="single" w:sz="4" w:color="D9D9D9"/>
               <w:bottom w:val="single" w:sz="4" w:color="D9D9D9"/>
-              <w:left w:val="single" w:sz="4" w:color="D9D9D9"/>
               <w:right w:val="single" w:sz="4" w:color="D9D9D9"/>
             </w:tcBorders>
             <w:shd w:fill="FFFFFF"/>
             <w:tcMar>
               <w:top w:w="85" w:type="dxa"/>
+              <w:left w:w="85" w:type="dxa"/>
               <w:bottom w:w="85" w:type="dxa"/>
-              <w:left w:w="85" w:type="dxa"/>
               <w:right w:w="85" w:type="dxa"/>
             </w:tcMar>
           </w:tcPr>
@@ -2900,15 +2900,15 @@
             <w:tcW w:type="dxa" w:w="1320"/>
             <w:tcBorders>
               <w:top w:val="single" w:sz="4" w:color="D9D9D9"/>
+              <w:left w:val="single" w:sz="4" w:color="D9D9D9"/>
               <w:bottom w:val="single" w:sz="4" w:color="D9D9D9"/>
-              <w:left w:val="single" w:sz="4" w:color="D9D9D9"/>
               <w:right w:val="single" w:sz="4" w:color="D9D9D9"/>
             </w:tcBorders>
             <w:shd w:fill="FFFFFF"/>
             <w:tcMar>
               <w:top w:w="85" w:type="dxa"/>
+              <w:left w:w="85" w:type="dxa"/>
               <w:bottom w:w="85" w:type="dxa"/>
-              <w:left w:w="85" w:type="dxa"/>
               <w:right w:w="85" w:type="dxa"/>
             </w:tcMar>
           </w:tcPr>
@@ -2930,15 +2930,15 @@
             <w:tcW w:type="dxa" w:w="1320"/>
             <w:tcBorders>
               <w:top w:val="single" w:sz="4" w:color="D9D9D9"/>
+              <w:left w:val="single" w:sz="4" w:color="D9D9D9"/>
               <w:bottom w:val="single" w:sz="4" w:color="D9D9D9"/>
-              <w:left w:val="single" w:sz="4" w:color="D9D9D9"/>
               <w:right w:val="single" w:sz="4" w:color="D9D9D9"/>
             </w:tcBorders>
             <w:shd w:fill="FFFFFF"/>
             <w:tcMar>
               <w:top w:w="85" w:type="dxa"/>
+              <w:left w:w="85" w:type="dxa"/>
               <w:bottom w:w="85" w:type="dxa"/>
-              <w:left w:w="85" w:type="dxa"/>
               <w:right w:w="85" w:type="dxa"/>
             </w:tcMar>
           </w:tcPr>
@@ -2960,15 +2960,15 @@
             <w:tcW w:type="dxa" w:w="1320"/>
             <w:tcBorders>
               <w:top w:val="single" w:sz="4" w:color="D9D9D9"/>
+              <w:left w:val="single" w:sz="4" w:color="D9D9D9"/>
               <w:bottom w:val="single" w:sz="4" w:color="D9D9D9"/>
-              <w:left w:val="single" w:sz="4" w:color="D9D9D9"/>
               <w:right w:val="single" w:sz="4" w:color="D9D9D9"/>
             </w:tcBorders>
             <w:shd w:fill="FFFFFF"/>
             <w:tcMar>
               <w:top w:w="85" w:type="dxa"/>
+              <w:left w:w="85" w:type="dxa"/>
               <w:bottom w:w="85" w:type="dxa"/>
-              <w:left w:w="85" w:type="dxa"/>
               <w:right w:w="85" w:type="dxa"/>
             </w:tcMar>
           </w:tcPr>
@@ -2990,15 +2990,15 @@
             <w:tcW w:type="dxa" w:w="1320"/>
             <w:tcBorders>
               <w:top w:val="single" w:sz="4" w:color="D9D9D9"/>
+              <w:left w:val="single" w:sz="4" w:color="D9D9D9"/>
               <w:bottom w:val="single" w:sz="4" w:color="D9D9D9"/>
-              <w:left w:val="single" w:sz="4" w:color="D9D9D9"/>
               <w:right w:val="single" w:sz="4" w:color="D9D9D9"/>
             </w:tcBorders>
             <w:shd w:fill="FFFFFF"/>
             <w:tcMar>
               <w:top w:w="85" w:type="dxa"/>
+              <w:left w:w="85" w:type="dxa"/>
               <w:bottom w:w="85" w:type="dxa"/>
-              <w:left w:w="85" w:type="dxa"/>
               <w:right w:w="85" w:type="dxa"/>
             </w:tcMar>
           </w:tcPr>
@@ -3020,15 +3020,15 @@
             <w:tcW w:type="dxa" w:w="1320"/>
             <w:tcBorders>
               <w:top w:val="single" w:sz="4" w:color="D9D9D9"/>
+              <w:left w:val="single" w:sz="4" w:color="D9D9D9"/>
               <w:bottom w:val="single" w:sz="4" w:color="D9D9D9"/>
-              <w:left w:val="single" w:sz="4" w:color="D9D9D9"/>
               <w:right w:val="single" w:sz="4" w:color="D9D9D9"/>
             </w:tcBorders>
             <w:shd w:fill="FFFFFF"/>
             <w:tcMar>
               <w:top w:w="85" w:type="dxa"/>
+              <w:left w:w="85" w:type="dxa"/>
               <w:bottom w:w="85" w:type="dxa"/>
-              <w:left w:w="85" w:type="dxa"/>
               <w:right w:w="85" w:type="dxa"/>
             </w:tcMar>
           </w:tcPr>
@@ -3052,15 +3052,15 @@
             <w:tcW w:type="dxa" w:w="2233"/>
             <w:tcBorders>
               <w:top w:val="single" w:sz="4" w:color="D9D9D9"/>
+              <w:left w:val="single" w:sz="4" w:color="D9D9D9"/>
               <w:bottom w:val="single" w:sz="4" w:color="D9D9D9"/>
-              <w:left w:val="single" w:sz="4" w:color="D9D9D9"/>
               <w:right w:val="single" w:sz="4" w:color="D9D9D9"/>
             </w:tcBorders>
             <w:shd w:fill="F1F5F7"/>
             <w:tcMar>
               <w:top w:w="85" w:type="dxa"/>
+              <w:left w:w="85" w:type="dxa"/>
               <w:bottom w:w="85" w:type="dxa"/>
-              <w:left w:w="85" w:type="dxa"/>
               <w:right w:w="85" w:type="dxa"/>
             </w:tcMar>
           </w:tcPr>
@@ -3083,15 +3083,15 @@
             <w:tcW w:type="dxa" w:w="1320"/>
             <w:tcBorders>
               <w:top w:val="single" w:sz="4" w:color="D9D9D9"/>
+              <w:left w:val="single" w:sz="4" w:color="D9D9D9"/>
               <w:bottom w:val="single" w:sz="4" w:color="D9D9D9"/>
-              <w:left w:val="single" w:sz="4" w:color="D9D9D9"/>
               <w:right w:val="single" w:sz="4" w:color="D9D9D9"/>
             </w:tcBorders>
             <w:shd w:fill="F1F5F7"/>
             <w:tcMar>
               <w:top w:w="85" w:type="dxa"/>
+              <w:left w:w="85" w:type="dxa"/>
               <w:bottom w:w="85" w:type="dxa"/>
-              <w:left w:w="85" w:type="dxa"/>
               <w:right w:w="85" w:type="dxa"/>
             </w:tcMar>
           </w:tcPr>
@@ -3114,15 +3114,15 @@
             <w:tcW w:type="dxa" w:w="1320"/>
             <w:tcBorders>
               <w:top w:val="single" w:sz="4" w:color="D9D9D9"/>
+              <w:left w:val="single" w:sz="4" w:color="D9D9D9"/>
               <w:bottom w:val="single" w:sz="4" w:color="D9D9D9"/>
-              <w:left w:val="single" w:sz="4" w:color="D9D9D9"/>
               <w:right w:val="single" w:sz="4" w:color="D9D9D9"/>
             </w:tcBorders>
             <w:shd w:fill="F1F5F7"/>
             <w:tcMar>
               <w:top w:w="85" w:type="dxa"/>
+              <w:left w:w="85" w:type="dxa"/>
               <w:bottom w:w="85" w:type="dxa"/>
-              <w:left w:w="85" w:type="dxa"/>
               <w:right w:w="85" w:type="dxa"/>
             </w:tcMar>
           </w:tcPr>
@@ -3144,15 +3144,15 @@
             <w:tcW w:type="dxa" w:w="1320"/>
             <w:tcBorders>
               <w:top w:val="single" w:sz="4" w:color="D9D9D9"/>
+              <w:left w:val="single" w:sz="4" w:color="D9D9D9"/>
               <w:bottom w:val="single" w:sz="4" w:color="D9D9D9"/>
-              <w:left w:val="single" w:sz="4" w:color="D9D9D9"/>
               <w:right w:val="single" w:sz="4" w:color="D9D9D9"/>
             </w:tcBorders>
             <w:shd w:fill="F1F5F7"/>
             <w:tcMar>
               <w:top w:w="85" w:type="dxa"/>
+              <w:left w:w="85" w:type="dxa"/>
               <w:bottom w:w="85" w:type="dxa"/>
-              <w:left w:w="85" w:type="dxa"/>
               <w:right w:w="85" w:type="dxa"/>
             </w:tcMar>
           </w:tcPr>
@@ -3174,15 +3174,15 @@
             <w:tcW w:type="dxa" w:w="1320"/>
             <w:tcBorders>
               <w:top w:val="single" w:sz="4" w:color="D9D9D9"/>
+              <w:left w:val="single" w:sz="4" w:color="D9D9D9"/>
               <w:bottom w:val="single" w:sz="4" w:color="D9D9D9"/>
-              <w:left w:val="single" w:sz="4" w:color="D9D9D9"/>
               <w:right w:val="single" w:sz="4" w:color="D9D9D9"/>
             </w:tcBorders>
             <w:shd w:fill="F1F5F7"/>
             <w:tcMar>
               <w:top w:w="85" w:type="dxa"/>
+              <w:left w:w="85" w:type="dxa"/>
               <w:bottom w:w="85" w:type="dxa"/>
-              <w:left w:w="85" w:type="dxa"/>
               <w:right w:w="85" w:type="dxa"/>
             </w:tcMar>
           </w:tcPr>
@@ -3204,15 +3204,15 @@
             <w:tcW w:type="dxa" w:w="1320"/>
             <w:tcBorders>
               <w:top w:val="single" w:sz="4" w:color="D9D9D9"/>
+              <w:left w:val="single" w:sz="4" w:color="D9D9D9"/>
               <w:bottom w:val="single" w:sz="4" w:color="D9D9D9"/>
-              <w:left w:val="single" w:sz="4" w:color="D9D9D9"/>
               <w:right w:val="single" w:sz="4" w:color="D9D9D9"/>
             </w:tcBorders>
             <w:shd w:fill="F1F5F7"/>
             <w:tcMar>
               <w:top w:w="85" w:type="dxa"/>
+              <w:left w:w="85" w:type="dxa"/>
               <w:bottom w:w="85" w:type="dxa"/>
-              <w:left w:w="85" w:type="dxa"/>
               <w:right w:w="85" w:type="dxa"/>
             </w:tcMar>
           </w:tcPr>
@@ -3234,15 +3234,15 @@
             <w:tcW w:type="dxa" w:w="1320"/>
             <w:tcBorders>
               <w:top w:val="single" w:sz="4" w:color="D9D9D9"/>
+              <w:left w:val="single" w:sz="4" w:color="D9D9D9"/>
               <w:bottom w:val="single" w:sz="4" w:color="D9D9D9"/>
-              <w:left w:val="single" w:sz="4" w:color="D9D9D9"/>
               <w:right w:val="single" w:sz="4" w:color="D9D9D9"/>
             </w:tcBorders>
             <w:shd w:fill="F1F5F7"/>
             <w:tcMar>
               <w:top w:w="85" w:type="dxa"/>
+              <w:left w:w="85" w:type="dxa"/>
               <w:bottom w:w="85" w:type="dxa"/>
-              <w:left w:w="85" w:type="dxa"/>
               <w:right w:w="85" w:type="dxa"/>
             </w:tcMar>
           </w:tcPr>
@@ -3478,15 +3478,15 @@
             <w:tcW w:type="dxa" w:w="2233"/>
             <w:tcBorders>
               <w:top w:val="single" w:sz="4" w:color="D9D9D9"/>
+              <w:left w:val="single" w:sz="4" w:color="D9D9D9"/>
               <w:bottom w:val="single" w:sz="4" w:color="D9D9D9"/>
-              <w:left w:val="single" w:sz="4" w:color="D9D9D9"/>
               <w:right w:val="single" w:sz="4" w:color="D9D9D9"/>
             </w:tcBorders>
             <w:shd w:fill="142D40"/>
             <w:tcMar>
               <w:top w:w="85" w:type="dxa"/>
+              <w:left w:w="85" w:type="dxa"/>
               <w:bottom w:w="85" w:type="dxa"/>
-              <w:left w:w="85" w:type="dxa"/>
               <w:right w:w="85" w:type="dxa"/>
             </w:tcMar>
           </w:tcPr>
@@ -3509,15 +3509,15 @@
             <w:tcW w:type="dxa" w:w="1320"/>
             <w:tcBorders>
               <w:top w:val="single" w:sz="4" w:color="D9D9D9"/>
+              <w:left w:val="single" w:sz="4" w:color="D9D9D9"/>
               <w:bottom w:val="single" w:sz="4" w:color="D9D9D9"/>
-              <w:left w:val="single" w:sz="4" w:color="D9D9D9"/>
               <w:right w:val="single" w:sz="4" w:color="D9D9D9"/>
             </w:tcBorders>
             <w:shd w:fill="142D40"/>
             <w:tcMar>
               <w:top w:w="85" w:type="dxa"/>
+              <w:left w:w="85" w:type="dxa"/>
               <w:bottom w:w="85" w:type="dxa"/>
-              <w:left w:w="85" w:type="dxa"/>
               <w:right w:w="85" w:type="dxa"/>
             </w:tcMar>
           </w:tcPr>
@@ -3540,15 +3540,15 @@
             <w:tcW w:type="dxa" w:w="1320"/>
             <w:tcBorders>
               <w:top w:val="single" w:sz="4" w:color="D9D9D9"/>
+              <w:left w:val="single" w:sz="4" w:color="D9D9D9"/>
               <w:bottom w:val="single" w:sz="4" w:color="D9D9D9"/>
-              <w:left w:val="single" w:sz="4" w:color="D9D9D9"/>
               <w:right w:val="single" w:sz="4" w:color="D9D9D9"/>
             </w:tcBorders>
             <w:shd w:fill="142D40"/>
             <w:tcMar>
               <w:top w:w="85" w:type="dxa"/>
+              <w:left w:w="85" w:type="dxa"/>
               <w:bottom w:w="85" w:type="dxa"/>
-              <w:left w:w="85" w:type="dxa"/>
               <w:right w:w="85" w:type="dxa"/>
             </w:tcMar>
           </w:tcPr>
@@ -3571,15 +3571,15 @@
             <w:tcW w:type="dxa" w:w="1320"/>
             <w:tcBorders>
               <w:top w:val="single" w:sz="4" w:color="D9D9D9"/>
+              <w:left w:val="single" w:sz="4" w:color="D9D9D9"/>
               <w:bottom w:val="single" w:sz="4" w:color="D9D9D9"/>
-              <w:left w:val="single" w:sz="4" w:color="D9D9D9"/>
               <w:right w:val="single" w:sz="4" w:color="D9D9D9"/>
             </w:tcBorders>
             <w:shd w:fill="142D40"/>
             <w:tcMar>
               <w:top w:w="85" w:type="dxa"/>
+              <w:left w:w="85" w:type="dxa"/>
               <w:bottom w:w="85" w:type="dxa"/>
-              <w:left w:w="85" w:type="dxa"/>
               <w:right w:w="85" w:type="dxa"/>
             </w:tcMar>
           </w:tcPr>
@@ -3602,15 +3602,15 @@
             <w:tcW w:type="dxa" w:w="1320"/>
             <w:tcBorders>
               <w:top w:val="single" w:sz="4" w:color="D9D9D9"/>
+              <w:left w:val="single" w:sz="4" w:color="D9D9D9"/>
               <w:bottom w:val="single" w:sz="4" w:color="D9D9D9"/>
-              <w:left w:val="single" w:sz="4" w:color="D9D9D9"/>
               <w:right w:val="single" w:sz="4" w:color="D9D9D9"/>
             </w:tcBorders>
             <w:shd w:fill="142D40"/>
             <w:tcMar>
               <w:top w:w="85" w:type="dxa"/>
+              <w:left w:w="85" w:type="dxa"/>
               <w:bottom w:w="85" w:type="dxa"/>
-              <w:left w:w="85" w:type="dxa"/>
               <w:right w:w="85" w:type="dxa"/>
             </w:tcMar>
           </w:tcPr>
@@ -3633,15 +3633,15 @@
             <w:tcW w:type="dxa" w:w="1320"/>
             <w:tcBorders>
               <w:top w:val="single" w:sz="4" w:color="D9D9D9"/>
+              <w:left w:val="single" w:sz="4" w:color="D9D9D9"/>
               <w:bottom w:val="single" w:sz="4" w:color="D9D9D9"/>
-              <w:left w:val="single" w:sz="4" w:color="D9D9D9"/>
               <w:right w:val="single" w:sz="4" w:color="D9D9D9"/>
             </w:tcBorders>
             <w:shd w:fill="142D40"/>
             <w:tcMar>
               <w:top w:w="85" w:type="dxa"/>
+              <w:left w:w="85" w:type="dxa"/>
               <w:bottom w:w="85" w:type="dxa"/>
-              <w:left w:w="85" w:type="dxa"/>
               <w:right w:w="85" w:type="dxa"/>
             </w:tcMar>
           </w:tcPr>
@@ -3664,15 +3664,15 @@
             <w:tcW w:type="dxa" w:w="1320"/>
             <w:tcBorders>
               <w:top w:val="single" w:sz="4" w:color="D9D9D9"/>
+              <w:left w:val="single" w:sz="4" w:color="D9D9D9"/>
               <w:bottom w:val="single" w:sz="4" w:color="D9D9D9"/>
-              <w:left w:val="single" w:sz="4" w:color="D9D9D9"/>
               <w:right w:val="single" w:sz="4" w:color="D9D9D9"/>
             </w:tcBorders>
             <w:shd w:fill="142D40"/>
             <w:tcMar>
               <w:top w:w="85" w:type="dxa"/>
+              <w:left w:w="85" w:type="dxa"/>
               <w:bottom w:w="85" w:type="dxa"/>
-              <w:left w:w="85" w:type="dxa"/>
               <w:right w:w="85" w:type="dxa"/>
             </w:tcMar>
           </w:tcPr>
@@ -3697,15 +3697,15 @@
             <w:tcW w:type="dxa" w:w="2233"/>
             <w:tcBorders>
               <w:top w:val="single" w:sz="4" w:color="D9D9D9"/>
+              <w:left w:val="single" w:sz="4" w:color="D9D9D9"/>
               <w:bottom w:val="single" w:sz="4" w:color="D9D9D9"/>
-              <w:left w:val="single" w:sz="4" w:color="D9D9D9"/>
               <w:right w:val="single" w:sz="4" w:color="D9D9D9"/>
             </w:tcBorders>
             <w:shd w:fill="FFFFFF"/>
             <w:tcMar>
               <w:top w:w="85" w:type="dxa"/>
+              <w:left w:w="85" w:type="dxa"/>
               <w:bottom w:w="85" w:type="dxa"/>
-              <w:left w:w="85" w:type="dxa"/>
               <w:right w:w="85" w:type="dxa"/>
             </w:tcMar>
           </w:tcPr>
@@ -3728,15 +3728,15 @@
             <w:tcW w:type="dxa" w:w="1320"/>
             <w:tcBorders>
               <w:top w:val="single" w:sz="4" w:color="D9D9D9"/>
+              <w:left w:val="single" w:sz="4" w:color="D9D9D9"/>
               <w:bottom w:val="single" w:sz="4" w:color="D9D9D9"/>
-              <w:left w:val="single" w:sz="4" w:color="D9D9D9"/>
               <w:right w:val="single" w:sz="4" w:color="D9D9D9"/>
             </w:tcBorders>
             <w:shd w:fill="FFFFFF"/>
             <w:tcMar>
               <w:top w:w="85" w:type="dxa"/>
+              <w:left w:w="85" w:type="dxa"/>
               <w:bottom w:w="85" w:type="dxa"/>
-              <w:left w:w="85" w:type="dxa"/>
               <w:right w:w="85" w:type="dxa"/>
             </w:tcMar>
           </w:tcPr>
@@ -3759,15 +3759,15 @@
             <w:tcW w:type="dxa" w:w="1320"/>
             <w:tcBorders>
               <w:top w:val="single" w:sz="4" w:color="D9D9D9"/>
+              <w:left w:val="single" w:sz="4" w:color="D9D9D9"/>
               <w:bottom w:val="single" w:sz="4" w:color="D9D9D9"/>
-              <w:left w:val="single" w:sz="4" w:color="D9D9D9"/>
               <w:right w:val="single" w:sz="4" w:color="D9D9D9"/>
             </w:tcBorders>
             <w:shd w:fill="FFFFFF"/>
             <w:tcMar>
               <w:top w:w="85" w:type="dxa"/>
+              <w:left w:w="85" w:type="dxa"/>
               <w:bottom w:w="85" w:type="dxa"/>
-              <w:left w:w="85" w:type="dxa"/>
               <w:right w:w="85" w:type="dxa"/>
             </w:tcMar>
           </w:tcPr>
@@ -3789,15 +3789,15 @@
             <w:tcW w:type="dxa" w:w="1320"/>
             <w:tcBorders>
               <w:top w:val="single" w:sz="4" w:color="D9D9D9"/>
+              <w:left w:val="single" w:sz="4" w:color="D9D9D9"/>
               <w:bottom w:val="single" w:sz="4" w:color="D9D9D9"/>
-              <w:left w:val="single" w:sz="4" w:color="D9D9D9"/>
               <w:right w:val="single" w:sz="4" w:color="D9D9D9"/>
             </w:tcBorders>
             <w:shd w:fill="FFFFFF"/>
             <w:tcMar>
               <w:top w:w="85" w:type="dxa"/>
+              <w:left w:w="85" w:type="dxa"/>
               <w:bottom w:w="85" w:type="dxa"/>
-              <w:left w:w="85" w:type="dxa"/>
               <w:right w:w="85" w:type="dxa"/>
             </w:tcMar>
           </w:tcPr>
@@ -3819,15 +3819,15 @@
             <w:tcW w:type="dxa" w:w="1320"/>
             <w:tcBorders>
               <w:top w:val="single" w:sz="4" w:color="D9D9D9"/>
+              <w:left w:val="single" w:sz="4" w:color="D9D9D9"/>
               <w:bottom w:val="single" w:sz="4" w:color="D9D9D9"/>
-              <w:left w:val="single" w:sz="4" w:color="D9D9D9"/>
               <w:right w:val="single" w:sz="4" w:color="D9D9D9"/>
             </w:tcBorders>
             <w:shd w:fill="FFFFFF"/>
             <w:tcMar>
               <w:top w:w="85" w:type="dxa"/>
+              <w:left w:w="85" w:type="dxa"/>
               <w:bottom w:w="85" w:type="dxa"/>
-              <w:left w:w="85" w:type="dxa"/>
               <w:right w:w="85" w:type="dxa"/>
             </w:tcMar>
           </w:tcPr>
@@ -3849,15 +3849,15 @@
             <w:tcW w:type="dxa" w:w="1320"/>
             <w:tcBorders>
               <w:top w:val="single" w:sz="4" w:color="D9D9D9"/>
+              <w:left w:val="single" w:sz="4" w:color="D9D9D9"/>
               <w:bottom w:val="single" w:sz="4" w:color="D9D9D9"/>
-              <w:left w:val="single" w:sz="4" w:color="D9D9D9"/>
               <w:right w:val="single" w:sz="4" w:color="D9D9D9"/>
             </w:tcBorders>
             <w:shd w:fill="FFFFFF"/>
             <w:tcMar>
               <w:top w:w="85" w:type="dxa"/>
+              <w:left w:w="85" w:type="dxa"/>
               <w:bottom w:w="85" w:type="dxa"/>
-              <w:left w:w="85" w:type="dxa"/>
               <w:right w:w="85" w:type="dxa"/>
             </w:tcMar>
           </w:tcPr>
@@ -3879,15 +3879,15 @@
             <w:tcW w:type="dxa" w:w="1320"/>
             <w:tcBorders>
               <w:top w:val="single" w:sz="4" w:color="D9D9D9"/>
+              <w:left w:val="single" w:sz="4" w:color="D9D9D9"/>
               <w:bottom w:val="single" w:sz="4" w:color="D9D9D9"/>
-              <w:left w:val="single" w:sz="4" w:color="D9D9D9"/>
               <w:right w:val="single" w:sz="4" w:color="D9D9D9"/>
             </w:tcBorders>
             <w:shd w:fill="FFFFFF"/>
             <w:tcMar>
               <w:top w:w="85" w:type="dxa"/>
+              <w:left w:w="85" w:type="dxa"/>
               <w:bottom w:w="85" w:type="dxa"/>
-              <w:left w:w="85" w:type="dxa"/>
               <w:right w:w="85" w:type="dxa"/>
             </w:tcMar>
           </w:tcPr>
